--- a/papers/Бизнес-модели цифровых платформ экономический анализ и проблемы регулирования.docx
+++ b/papers/Бизнес-модели цифровых платформ экономический анализ и проблемы регулирования.docx
@@ -1377,13 +1377,43 @@
         <w:lastRenderedPageBreak/>
         <w:t>Аннотация</w:t>
       </w:r>
+    </w:p>
+    <w:p>
+      <w:pPr>
+        <w:spacing w:after="0"/>
+        <w:ind w:firstLine="709"/>
+        <w:rPr>
+          <w:lang w:val="ru-RU"/>
+        </w:rPr>
+      </w:pPr>
+    </w:p>
+    <w:p>
+      <w:pPr>
+        <w:spacing w:after="0"/>
+        <w:ind w:firstLine="709"/>
+        <w:rPr>
+          <w:lang w:val="ru-RU"/>
+        </w:rPr>
+      </w:pPr>
       <w:r>
         <w:rPr>
           <w:b/>
           <w:bCs/>
           <w:lang w:val="ru-RU"/>
         </w:rPr>
-        <w:t xml:space="preserve">. </w:t>
+        <w:t>Актуальность исследования</w:t>
+      </w:r>
+      <w:r>
+        <w:rPr>
+          <w:lang w:val="ru-RU"/>
+        </w:rPr>
+        <w:t xml:space="preserve"> </w:t>
+      </w:r>
+      <w:r>
+        <w:rPr>
+          <w:lang w:val="ru-RU"/>
+        </w:rPr>
+        <w:t>обусловлена доминирующей ролью цифровых платформ в современной глобальной экономике.</w:t>
       </w:r>
     </w:p>
     <w:p>
@@ -1400,10 +1430,70 @@
         <w:spacing w:after="0"/>
         <w:ind w:firstLine="709"/>
         <w:rPr>
+          <w:lang w:val="ru-RU"/>
+        </w:rPr>
+      </w:pPr>
+      <w:r>
+        <w:rPr>
+          <w:lang w:val="ru-RU"/>
+        </w:rPr>
+        <w:t>Их уникальные бизнес-модели, основанные на организации многосторонних рынков и использовании сетевых эффектов, создают беспрецедентные вызовы для традиционных экономических теорий, антимонопольного регулирования и трудового права, требуя нового концептуального и правового осмысления.</w:t>
+      </w:r>
+    </w:p>
+    <w:p>
+      <w:pPr>
+        <w:spacing w:after="0"/>
+        <w:ind w:firstLine="709"/>
+        <w:rPr>
+          <w:lang w:val="ru-RU"/>
+        </w:rPr>
+      </w:pPr>
+    </w:p>
+    <w:p>
+      <w:pPr>
+        <w:spacing w:after="0"/>
+        <w:ind w:firstLine="709"/>
+        <w:rPr>
+          <w:lang w:val="ru-RU"/>
+        </w:rPr>
+      </w:pPr>
+      <w:r>
+        <w:rPr>
           <w:b/>
           <w:bCs/>
           <w:lang w:val="ru-RU"/>
         </w:rPr>
+        <w:t>Цель исследования</w:t>
+      </w:r>
+      <w:r>
+        <w:rPr>
+          <w:lang w:val="ru-RU"/>
+        </w:rPr>
+        <w:t xml:space="preserve"> </w:t>
+      </w:r>
+      <w:r>
+        <w:rPr>
+          <w:lang w:val="ru-RU"/>
+        </w:rPr>
+        <w:t>— провести комплексный экономико-правовой анализ ключевых бизнес-моделей цифровых платформ, выявить системные проблемы, возникающие в связи с их деятельностью, и предложить принципы эффективного регулирования, направленного на баланс между стимулированием инноваций, защитой конкуренции и обеспечением прав пользователей и работников.</w:t>
+      </w:r>
+    </w:p>
+    <w:p>
+      <w:pPr>
+        <w:spacing w:after="0"/>
+        <w:ind w:firstLine="709"/>
+        <w:rPr>
+          <w:lang w:val="ru-RU"/>
+        </w:rPr>
+      </w:pPr>
+    </w:p>
+    <w:p>
+      <w:pPr>
+        <w:spacing w:after="0"/>
+        <w:ind w:firstLine="709"/>
+        <w:rPr>
+          <w:lang w:val="ru-RU"/>
+        </w:rPr>
       </w:pPr>
       <w:r>
         <w:rPr>
@@ -1411,23 +1501,265 @@
           <w:bCs/>
           <w:lang w:val="ru-RU"/>
         </w:rPr>
-        <w:t>Ключевые слова</w:t>
-      </w:r>
+        <w:t>Методологическую основу</w:t>
+      </w:r>
+      <w:r>
+        <w:rPr>
+          <w:lang w:val="ru-RU"/>
+        </w:rPr>
+        <w:t xml:space="preserve"> </w:t>
+      </w:r>
+      <w:r>
+        <w:rPr>
+          <w:lang w:val="ru-RU"/>
+        </w:rPr>
+        <w:t>составляют институциональный анализ, теория многосторонних рынков и сетевых эффектов, сравнительно-правовой метод, а также кейс-стади практики российских и международных регуляторов (ФАС России, Европейская комиссия).</w:t>
+      </w:r>
+    </w:p>
+    <w:p>
+      <w:pPr>
+        <w:spacing w:after="0"/>
+        <w:ind w:firstLine="709"/>
+        <w:rPr>
+          <w:lang w:val="ru-RU"/>
+        </w:rPr>
+      </w:pPr>
+    </w:p>
+    <w:p>
+      <w:pPr>
+        <w:spacing w:after="0"/>
+        <w:ind w:firstLine="709"/>
+        <w:rPr>
+          <w:lang w:val="ru-RU"/>
+        </w:rPr>
+      </w:pPr>
       <w:r>
         <w:rPr>
           <w:b/>
           <w:bCs/>
           <w:lang w:val="ru-RU"/>
         </w:rPr>
-        <w:t>:</w:t>
-      </w:r>
+        <w:t>Основные результаты и выводы:</w:t>
+      </w:r>
+    </w:p>
+    <w:p>
+      <w:pPr>
+        <w:numPr>
+          <w:ilvl w:val="0"/>
+          <w:numId w:val="76"/>
+        </w:numPr>
+        <w:spacing w:after="0"/>
+        <w:ind w:left="0" w:firstLine="709"/>
+        <w:rPr>
+          <w:lang w:val="ru-RU"/>
+        </w:rPr>
+      </w:pPr>
+      <w:r>
+        <w:rPr>
+          <w:lang w:val="ru-RU"/>
+        </w:rPr>
+        <w:t xml:space="preserve">Выделены и проанализированы ключевые механизмы создания стоимости в платформенной экономике: организация </w:t>
+      </w:r>
+      <w:r>
+        <w:rPr>
+          <w:lang w:val="ru-RU"/>
+        </w:rPr>
+        <w:lastRenderedPageBreak/>
+        <w:t>взаимодействия между различными группами пользователей, монетизация данных и алгоритмическое управление.</w:t>
+      </w:r>
+    </w:p>
+    <w:p>
+      <w:pPr>
+        <w:numPr>
+          <w:ilvl w:val="0"/>
+          <w:numId w:val="76"/>
+        </w:numPr>
+        <w:spacing w:after="0"/>
+        <w:ind w:left="0" w:firstLine="709"/>
+        <w:rPr>
+          <w:lang w:val="ru-RU"/>
+        </w:rPr>
+      </w:pPr>
+      <w:r>
+        <w:rPr>
+          <w:lang w:val="ru-RU"/>
+        </w:rPr>
+        <w:t>Систематизированы основные проблемы регулирования: определение рыночных границ и доминирования в условиях сильных сетевых эффектов, непрозрачность алгоритмов ранжирования и ценообразования, уязвимый статус работников гиг-экономики.</w:t>
+      </w:r>
+    </w:p>
+    <w:p>
+      <w:pPr>
+        <w:numPr>
+          <w:ilvl w:val="0"/>
+          <w:numId w:val="76"/>
+        </w:numPr>
+        <w:spacing w:after="0"/>
+        <w:ind w:left="0" w:firstLine="709"/>
+        <w:rPr>
+          <w:lang w:val="ru-RU"/>
+        </w:rPr>
+      </w:pPr>
+      <w:r>
+        <w:rPr>
+          <w:lang w:val="ru-RU"/>
+        </w:rPr>
+        <w:t>Показана эволюция регуляторного подхода от</w:t>
+      </w:r>
+      <w:r>
+        <w:rPr>
+          <w:lang w:val="ru-RU"/>
+        </w:rPr>
+        <w:t xml:space="preserve"> </w:t>
+      </w:r>
+      <w:proofErr w:type="spellStart"/>
+      <w:r>
+        <w:rPr>
+          <w:i/>
+          <w:iCs/>
+          <w:lang w:val="ru-RU"/>
+        </w:rPr>
+        <w:t>ex-post</w:t>
+      </w:r>
+      <w:proofErr w:type="spellEnd"/>
+      <w:r>
+        <w:rPr>
+          <w:lang w:val="ru-RU"/>
+        </w:rPr>
+        <w:t xml:space="preserve"> </w:t>
+      </w:r>
+      <w:r>
+        <w:rPr>
+          <w:lang w:val="ru-RU"/>
+        </w:rPr>
+        <w:t>(реагирование на нарушения) к</w:t>
+      </w:r>
+      <w:r>
+        <w:rPr>
+          <w:lang w:val="ru-RU"/>
+        </w:rPr>
+        <w:t xml:space="preserve"> </w:t>
+      </w:r>
+      <w:proofErr w:type="spellStart"/>
+      <w:r>
+        <w:rPr>
+          <w:i/>
+          <w:iCs/>
+          <w:lang w:val="ru-RU"/>
+        </w:rPr>
+        <w:t>ex-ante</w:t>
+      </w:r>
+      <w:proofErr w:type="spellEnd"/>
+      <w:r>
+        <w:rPr>
+          <w:lang w:val="ru-RU"/>
+        </w:rPr>
+        <w:t xml:space="preserve"> </w:t>
+      </w:r>
+      <w:r>
+        <w:rPr>
+          <w:lang w:val="ru-RU"/>
+        </w:rPr>
+        <w:t>(превентивное установление правил для «системообразующих» платформ), на примере Digital Markets Act (ЕС) и практики ФАС России.</w:t>
+      </w:r>
+    </w:p>
+    <w:p>
+      <w:pPr>
+        <w:numPr>
+          <w:ilvl w:val="0"/>
+          <w:numId w:val="76"/>
+        </w:numPr>
+        <w:spacing w:after="0"/>
+        <w:ind w:left="0" w:firstLine="709"/>
+        <w:rPr>
+          <w:lang w:val="ru-RU"/>
+        </w:rPr>
+      </w:pPr>
+      <w:r>
+        <w:rPr>
+          <w:lang w:val="ru-RU"/>
+        </w:rPr>
+        <w:t>Обоснована необходимость дифференцированного регулирования, учитывающего различия между моделями «пассивного агрегатора» и «платформы-менеджера», а также внедрения инструментов обеспечения прозрачности (</w:t>
+      </w:r>
+      <w:proofErr w:type="spellStart"/>
+      <w:r>
+        <w:rPr>
+          <w:lang w:val="ru-RU"/>
+        </w:rPr>
+        <w:t>auditability</w:t>
+      </w:r>
+      <w:proofErr w:type="spellEnd"/>
+      <w:r>
+        <w:rPr>
+          <w:lang w:val="ru-RU"/>
+        </w:rPr>
+        <w:t>) алгоритмов и портативности данных.</w:t>
+      </w:r>
+    </w:p>
+    <w:p>
+      <w:pPr>
+        <w:spacing w:after="0"/>
+        <w:ind w:firstLine="709"/>
+        <w:rPr>
+          <w:lang w:val="ru-RU"/>
+        </w:rPr>
+      </w:pPr>
+    </w:p>
+    <w:p>
+      <w:pPr>
+        <w:spacing w:after="0"/>
+        <w:ind w:firstLine="709"/>
+        <w:rPr>
+          <w:lang w:val="ru-RU"/>
+        </w:rPr>
+      </w:pPr>
       <w:r>
         <w:rPr>
           <w:b/>
           <w:bCs/>
           <w:lang w:val="ru-RU"/>
         </w:rPr>
+        <w:t>Ключевые слова:</w:t>
+      </w:r>
+      <w:r>
+        <w:rPr>
+          <w:lang w:val="ru-RU"/>
+        </w:rPr>
         <w:t xml:space="preserve"> </w:t>
+      </w:r>
+      <w:r>
+        <w:rPr>
+          <w:lang w:val="ru-RU"/>
+        </w:rPr>
+        <w:t>цифровая платформа, платформенная экономика, бизнес-модель, сетевые эффекты, многосторонний рынок, монетизация данных, антимонопольное регулирование, гиг-экономика, превентивное регулирование (</w:t>
+      </w:r>
+      <w:proofErr w:type="spellStart"/>
+      <w:r>
+        <w:rPr>
+          <w:lang w:val="ru-RU"/>
+        </w:rPr>
+        <w:t>ex-ante</w:t>
+      </w:r>
+      <w:proofErr w:type="spellEnd"/>
+      <w:r>
+        <w:rPr>
+          <w:lang w:val="ru-RU"/>
+        </w:rPr>
+        <w:t>), Digital Markets Act (DMA), алгоритмическая прозрачность.</w:t>
+      </w:r>
+    </w:p>
+    <w:p>
+      <w:pPr>
+        <w:spacing w:line="278" w:lineRule="auto"/>
+        <w:jc w:val="left"/>
+        <w:rPr>
+          <w:lang w:val="ru-RU"/>
+        </w:rPr>
+      </w:pPr>
+      <w:r>
+        <w:rPr>
+          <w:lang w:val="ru-RU"/>
+        </w:rPr>
+        <w:br w:type="page"/>
       </w:r>
     </w:p>
     <w:p>
@@ -1438,20 +1770,13 @@
           <w:lang w:val="ru-RU"/>
         </w:rPr>
       </w:pPr>
-    </w:p>
-    <w:p>
-      <w:pPr>
-        <w:spacing w:line="278" w:lineRule="auto"/>
-        <w:jc w:val="left"/>
-        <w:rPr>
-          <w:lang w:val="ru-RU"/>
-        </w:rPr>
-      </w:pPr>
-      <w:r>
-        <w:rPr>
-          <w:lang w:val="ru-RU"/>
-        </w:rPr>
-        <w:br w:type="page"/>
+      <w:r>
+        <w:rPr>
+          <w:b/>
+          <w:bCs/>
+        </w:rPr>
+        <w:lastRenderedPageBreak/>
+        <w:t>Abstract</w:t>
       </w:r>
     </w:p>
     <w:p>
@@ -1462,38 +1787,86 @@
           <w:lang w:val="ru-RU"/>
         </w:rPr>
       </w:pPr>
+    </w:p>
+    <w:p>
+      <w:pPr>
+        <w:spacing w:after="0"/>
+        <w:ind w:firstLine="709"/>
+        <w:rPr>
+          <w:lang w:val="ru-RU"/>
+        </w:rPr>
+      </w:pPr>
       <w:r>
         <w:rPr>
           <w:b/>
           <w:bCs/>
         </w:rPr>
-        <w:lastRenderedPageBreak/>
-        <w:t>Abstract</w:t>
-      </w:r>
+        <w:t>The relevance of the study</w:t>
+      </w:r>
+      <w:r>
+        <w:t xml:space="preserve"> </w:t>
+      </w:r>
+      <w:r>
+        <w:t>is driven by the dominant role of digital platforms in the modern global economy. Their unique business models, based on organizing multi-sided markets and leveraging network effects, pose unprecedented challenges to traditional economic theories, antitrust regulation, and labor law, demanding new conceptual and legal frameworks.</w:t>
+      </w:r>
+    </w:p>
+    <w:p>
+      <w:pPr>
+        <w:spacing w:after="0"/>
+        <w:ind w:firstLine="709"/>
+        <w:rPr>
+          <w:lang w:val="ru-RU"/>
+        </w:rPr>
+      </w:pPr>
+    </w:p>
+    <w:p>
+      <w:pPr>
+        <w:spacing w:after="0"/>
+        <w:ind w:firstLine="709"/>
+      </w:pPr>
       <w:r>
         <w:rPr>
           <w:b/>
           <w:bCs/>
-          <w:lang w:val="ru-RU"/>
-        </w:rPr>
-        <w:t>.</w:t>
-      </w:r>
+        </w:rPr>
+        <w:t>The aim of the study</w:t>
+      </w:r>
+      <w:r>
+        <w:t xml:space="preserve"> </w:t>
+      </w:r>
+      <w:r>
+        <w:t>is to conduct a comprehensive economic and legal analysis of the key business models of digital platforms, identify systemic problems arising from their operations, and propose principles for effective regulation aimed at balancing innovation stimulation, competition protection, and safeguarding the rights of users and workers.</w:t>
+      </w:r>
+    </w:p>
+    <w:p>
+      <w:pPr>
+        <w:spacing w:after="0"/>
+        <w:ind w:firstLine="709"/>
+      </w:pPr>
+    </w:p>
+    <w:p>
+      <w:pPr>
+        <w:spacing w:after="0"/>
+        <w:ind w:firstLine="709"/>
+      </w:pPr>
       <w:r>
         <w:rPr>
           <w:b/>
           <w:bCs/>
-          <w:lang w:val="ru-RU"/>
-        </w:rPr>
+        </w:rPr>
+        <w:t>The methodological basis</w:t>
+      </w:r>
+      <w:r>
         <w:t xml:space="preserve"> </w:t>
+      </w:r>
+      <w:r>
+        <w:t>includes institutional analysis, the theory of multi-sided markets and network effects, comparative legal method, and case studies of the practices of Russian and international regulators (FAS of Russia, European Commission).</w:t>
       </w:r>
     </w:p>
     <w:p>
       <w:pPr>
         <w:spacing w:after="0"/>
         <w:ind w:firstLine="709"/>
-        <w:rPr>
-          <w:lang w:val="ru-RU"/>
-        </w:rPr>
       </w:pPr>
     </w:p>
     <w:p>
@@ -1501,43 +1874,188 @@
         <w:spacing w:after="0"/>
         <w:ind w:firstLine="709"/>
         <w:rPr>
+          <w:lang w:val="ru-RU"/>
+        </w:rPr>
+      </w:pPr>
+      <w:r>
+        <w:rPr>
           <w:b/>
           <w:bCs/>
           <w:lang w:val="ru-RU"/>
         </w:rPr>
-      </w:pPr>
+        <w:t xml:space="preserve">Key </w:t>
+      </w:r>
+      <w:proofErr w:type="spellStart"/>
       <w:r>
         <w:rPr>
           <w:b/>
           <w:bCs/>
-        </w:rPr>
-        <w:t>Keywords</w:t>
-      </w:r>
+          <w:lang w:val="ru-RU"/>
+        </w:rPr>
+        <w:t>results</w:t>
+      </w:r>
+      <w:proofErr w:type="spellEnd"/>
       <w:r>
         <w:rPr>
           <w:b/>
           <w:bCs/>
           <w:lang w:val="ru-RU"/>
         </w:rPr>
-        <w:t>:</w:t>
-      </w:r>
+        <w:t xml:space="preserve"> </w:t>
+      </w:r>
+      <w:proofErr w:type="spellStart"/>
       <w:r>
         <w:rPr>
           <w:b/>
           <w:bCs/>
           <w:lang w:val="ru-RU"/>
         </w:rPr>
+        <w:t>and</w:t>
+      </w:r>
+      <w:proofErr w:type="spellEnd"/>
+      <w:r>
+        <w:rPr>
+          <w:b/>
+          <w:bCs/>
+          <w:lang w:val="ru-RU"/>
+        </w:rPr>
         <w:t xml:space="preserve"> </w:t>
       </w:r>
+      <w:proofErr w:type="spellStart"/>
+      <w:r>
+        <w:rPr>
+          <w:b/>
+          <w:bCs/>
+          <w:lang w:val="ru-RU"/>
+        </w:rPr>
+        <w:t>conclusions</w:t>
+      </w:r>
+      <w:proofErr w:type="spellEnd"/>
+      <w:r>
+        <w:rPr>
+          <w:b/>
+          <w:bCs/>
+          <w:lang w:val="ru-RU"/>
+        </w:rPr>
+        <w:t>:</w:t>
+      </w:r>
+    </w:p>
+    <w:p>
+      <w:pPr>
+        <w:numPr>
+          <w:ilvl w:val="0"/>
+          <w:numId w:val="77"/>
+        </w:numPr>
+        <w:spacing w:after="0"/>
+        <w:ind w:left="0" w:firstLine="709"/>
+      </w:pPr>
+      <w:r>
+        <w:t>The key value-creation mechanisms in the platform economy are identified and analyzed: facilitating interactions between distinct user groups, data monetization, and algorithmic management.</w:t>
+      </w:r>
+    </w:p>
+    <w:p>
+      <w:pPr>
+        <w:numPr>
+          <w:ilvl w:val="0"/>
+          <w:numId w:val="77"/>
+        </w:numPr>
+        <w:spacing w:after="0"/>
+        <w:ind w:left="0" w:firstLine="709"/>
+      </w:pPr>
+      <w:r>
+        <w:t>The main regulatory challenges are systematized: defining market boundaries and dominance under strong network effects, opacity of ranking and pricing algorithms, and the vulnerable status of gig economy workers.</w:t>
+      </w:r>
+    </w:p>
+    <w:p>
+      <w:pPr>
+        <w:numPr>
+          <w:ilvl w:val="0"/>
+          <w:numId w:val="77"/>
+        </w:numPr>
+        <w:spacing w:after="0"/>
+        <w:ind w:left="0" w:firstLine="709"/>
+      </w:pPr>
+      <w:r>
+        <w:lastRenderedPageBreak/>
+        <w:t>The evolution of the regulatory approach from</w:t>
+      </w:r>
+      <w:r>
+        <w:t xml:space="preserve"> </w:t>
+      </w:r>
+      <w:r>
+        <w:rPr>
+          <w:i/>
+          <w:iCs/>
+        </w:rPr>
+        <w:t>ex-post</w:t>
+      </w:r>
+      <w:r>
+        <w:t xml:space="preserve"> </w:t>
+      </w:r>
+      <w:r>
+        <w:t>(reacting to violations) to</w:t>
+      </w:r>
+      <w:r>
+        <w:t xml:space="preserve"> </w:t>
+      </w:r>
+      <w:r>
+        <w:rPr>
+          <w:i/>
+          <w:iCs/>
+        </w:rPr>
+        <w:t>ex-ante</w:t>
+      </w:r>
+      <w:r>
+        <w:t xml:space="preserve"> </w:t>
+      </w:r>
+      <w:r>
+        <w:t>(preventively setting rules for "gatekeeper" platforms) is demonstrated, using the Digital Markets Act (EU) and the practice of the FAS of Russia as examples.</w:t>
+      </w:r>
+    </w:p>
+    <w:p>
+      <w:pPr>
+        <w:numPr>
+          <w:ilvl w:val="0"/>
+          <w:numId w:val="77"/>
+        </w:numPr>
+        <w:spacing w:after="0"/>
+        <w:ind w:left="0" w:firstLine="709"/>
+      </w:pPr>
+      <w:r>
+        <w:t>The necessity for differentiated regulation that accounts for the distinctions between "passive aggregator" and "platform-manager" models is substantiated, along with the implementation of tools for algorithmic transparency (auditability) and data portability.</w:t>
+      </w:r>
+    </w:p>
+    <w:p>
+      <w:pPr>
+        <w:spacing w:after="0"/>
+      </w:pPr>
     </w:p>
     <w:p>
       <w:pPr>
         <w:spacing w:after="0"/>
         <w:ind w:firstLine="709"/>
         <w:rPr>
-          <w:lang w:val="ru-RU"/>
-        </w:rPr>
-      </w:pPr>
+          <w:b/>
+          <w:bCs/>
+        </w:rPr>
+      </w:pPr>
+      <w:r>
+        <w:rPr>
+          <w:b/>
+          <w:bCs/>
+        </w:rPr>
+        <w:t>Keywords</w:t>
+      </w:r>
+      <w:r>
+        <w:rPr>
+          <w:b/>
+          <w:bCs/>
+        </w:rPr>
+        <w:t xml:space="preserve">: </w:t>
+      </w:r>
+      <w:r>
+        <w:t>digital platform, platform economy, business model, network effects, multi-sided market, data monetization, antitrust regulation, gig economy, ex-ante regulation, Digital Markets Act (DMA), algorithmic transparency.</w:t>
+      </w:r>
     </w:p>
     <w:p>
       <w:pPr>
@@ -1548,13 +2066,9 @@
           <w:b/>
           <w:bCs/>
           <w:caps/>
-          <w:lang w:val="ru-RU"/>
-        </w:rPr>
-      </w:pPr>
-      <w:r>
-        <w:rPr>
-          <w:lang w:val="ru-RU"/>
-        </w:rPr>
+        </w:rPr>
+      </w:pPr>
+      <w:r>
         <w:br w:type="page"/>
       </w:r>
     </w:p>
@@ -2141,6 +2655,1040 @@
     </w:p>
     <w:p>
       <w:pPr>
+        <w:spacing w:line="278" w:lineRule="auto"/>
+        <w:jc w:val="center"/>
+        <w:rPr>
+          <w:lang w:val="ru-RU"/>
+        </w:rPr>
+      </w:pPr>
+      <w:r>
+        <w:rPr>
+          <w:b/>
+          <w:bCs/>
+          <w:lang w:val="ru-RU"/>
+        </w:rPr>
+        <w:lastRenderedPageBreak/>
+        <w:t>Глава 1. Теоретические основы экономики цифровых платформ</w:t>
+      </w:r>
+    </w:p>
+    <w:p>
+      <w:pPr>
+        <w:spacing w:line="278" w:lineRule="auto"/>
+        <w:rPr>
+          <w:lang w:val="ru-RU"/>
+        </w:rPr>
+      </w:pPr>
+      <w:r>
+        <w:rPr>
+          <w:lang w:val="ru-RU"/>
+        </w:rPr>
+        <w:t>1.1. Сущность и признаки цифровой платформы: от технической инфраструктуры к институту организации рынка.</w:t>
+      </w:r>
+    </w:p>
+    <w:p>
+      <w:pPr>
+        <w:spacing w:line="278" w:lineRule="auto"/>
+        <w:rPr>
+          <w:lang w:val="ru-RU"/>
+        </w:rPr>
+      </w:pPr>
+    </w:p>
+    <w:p>
+      <w:pPr>
+        <w:spacing w:line="278" w:lineRule="auto"/>
+        <w:rPr>
+          <w:lang w:val="ru-RU"/>
+        </w:rPr>
+      </w:pPr>
+    </w:p>
+    <w:p>
+      <w:pPr>
+        <w:spacing w:line="278" w:lineRule="auto"/>
+        <w:rPr>
+          <w:lang w:val="ru-RU"/>
+        </w:rPr>
+      </w:pPr>
+      <w:r>
+        <w:rPr>
+          <w:lang w:val="ru-RU"/>
+        </w:rPr>
+        <w:t>1.2. Классификация бизнес-моделей цифровых платформ: транзакционные (рыночные), инновационные (экосистемы), информационные (контент-агрегаторы), платформы труда (гиг-экономика).</w:t>
+      </w:r>
+    </w:p>
+    <w:p>
+      <w:pPr>
+        <w:spacing w:line="278" w:lineRule="auto"/>
+        <w:rPr>
+          <w:lang w:val="ru-RU"/>
+        </w:rPr>
+      </w:pPr>
+    </w:p>
+    <w:p>
+      <w:pPr>
+        <w:spacing w:line="278" w:lineRule="auto"/>
+        <w:rPr>
+          <w:lang w:val="ru-RU"/>
+        </w:rPr>
+      </w:pPr>
+    </w:p>
+    <w:p>
+      <w:pPr>
+        <w:spacing w:line="278" w:lineRule="auto"/>
+        <w:rPr>
+          <w:lang w:val="ru-RU"/>
+        </w:rPr>
+      </w:pPr>
+      <w:r>
+        <w:rPr>
+          <w:lang w:val="ru-RU"/>
+        </w:rPr>
+        <w:t>1.3. Ключевые экономические концепции функционирования платформ:</w:t>
+      </w:r>
+    </w:p>
+    <w:p>
+      <w:pPr>
+        <w:spacing w:line="278" w:lineRule="auto"/>
+        <w:rPr>
+          <w:lang w:val="ru-RU"/>
+        </w:rPr>
+      </w:pPr>
+      <w:r>
+        <w:rPr>
+          <w:lang w:val="ru-RU"/>
+        </w:rPr>
+        <w:t>1.3.1. Сетевые эффекты (прямые, косвенные, односторонние, двусторонние) и их роль в достижении доминирования.</w:t>
+      </w:r>
+    </w:p>
+    <w:p>
+      <w:pPr>
+        <w:spacing w:line="278" w:lineRule="auto"/>
+        <w:rPr>
+          <w:lang w:val="ru-RU"/>
+        </w:rPr>
+      </w:pPr>
+    </w:p>
+    <w:p>
+      <w:pPr>
+        <w:spacing w:line="278" w:lineRule="auto"/>
+        <w:rPr>
+          <w:lang w:val="ru-RU"/>
+        </w:rPr>
+      </w:pPr>
+    </w:p>
+    <w:p>
+      <w:pPr>
+        <w:spacing w:line="278" w:lineRule="auto"/>
+        <w:rPr>
+          <w:lang w:val="ru-RU"/>
+        </w:rPr>
+      </w:pPr>
+      <w:r>
+        <w:rPr>
+          <w:lang w:val="ru-RU"/>
+        </w:rPr>
+        <w:t>1.3.2. Многосторонние рынки и стратегии ценообразования (субсидирование одной стороны для привлечения другой).</w:t>
+      </w:r>
+    </w:p>
+    <w:p>
+      <w:pPr>
+        <w:spacing w:line="278" w:lineRule="auto"/>
+        <w:rPr>
+          <w:lang w:val="ru-RU"/>
+        </w:rPr>
+      </w:pPr>
+    </w:p>
+    <w:p>
+      <w:pPr>
+        <w:spacing w:line="278" w:lineRule="auto"/>
+        <w:rPr>
+          <w:lang w:val="ru-RU"/>
+        </w:rPr>
+      </w:pPr>
+    </w:p>
+    <w:p>
+      <w:pPr>
+        <w:spacing w:line="278" w:lineRule="auto"/>
+        <w:rPr>
+          <w:lang w:val="ru-RU"/>
+        </w:rPr>
+      </w:pPr>
+      <w:r>
+        <w:rPr>
+          <w:lang w:val="ru-RU"/>
+        </w:rPr>
+        <w:t>1.3.3. Данные как ключевой производственный актив и источник конкурентного преимущества (эффект накопления данных).</w:t>
+      </w:r>
+    </w:p>
+    <w:p>
+      <w:pPr>
+        <w:spacing w:line="278" w:lineRule="auto"/>
+        <w:rPr>
+          <w:lang w:val="ru-RU"/>
+        </w:rPr>
+      </w:pPr>
+    </w:p>
+    <w:p>
+      <w:pPr>
+        <w:spacing w:line="278" w:lineRule="auto"/>
+        <w:rPr>
+          <w:lang w:val="ru-RU"/>
+        </w:rPr>
+      </w:pPr>
+    </w:p>
+    <w:p>
+      <w:pPr>
+        <w:spacing w:line="278" w:lineRule="auto"/>
+        <w:rPr>
+          <w:lang w:val="ru-RU"/>
+        </w:rPr>
+      </w:pPr>
+      <w:r>
+        <w:rPr>
+          <w:lang w:val="ru-RU"/>
+        </w:rPr>
+        <w:t>1.3.4. Алгоритмическое управление и его влияние на поведение пользователей и конкуренцию.</w:t>
+      </w:r>
+    </w:p>
+    <w:p>
+      <w:pPr>
+        <w:spacing w:line="278" w:lineRule="auto"/>
+        <w:rPr>
+          <w:lang w:val="ru-RU"/>
+        </w:rPr>
+      </w:pPr>
+    </w:p>
+    <w:p>
+      <w:pPr>
+        <w:spacing w:line="278" w:lineRule="auto"/>
+        <w:rPr>
+          <w:lang w:val="ru-RU"/>
+        </w:rPr>
+      </w:pPr>
+    </w:p>
+    <w:p>
+      <w:pPr>
+        <w:spacing w:line="278" w:lineRule="auto"/>
+        <w:jc w:val="left"/>
+        <w:rPr>
+          <w:b/>
+          <w:bCs/>
+          <w:lang w:val="ru-RU"/>
+        </w:rPr>
+      </w:pPr>
+      <w:r>
+        <w:rPr>
+          <w:b/>
+          <w:bCs/>
+          <w:lang w:val="ru-RU"/>
+        </w:rPr>
+        <w:br w:type="page"/>
+      </w:r>
+    </w:p>
+    <w:p>
+      <w:pPr>
+        <w:spacing w:line="278" w:lineRule="auto"/>
+        <w:jc w:val="center"/>
+        <w:rPr>
+          <w:lang w:val="ru-RU"/>
+        </w:rPr>
+      </w:pPr>
+      <w:r>
+        <w:rPr>
+          <w:b/>
+          <w:bCs/>
+          <w:lang w:val="ru-RU"/>
+        </w:rPr>
+        <w:lastRenderedPageBreak/>
+        <w:t>Глава 2. Анализ бизнес-моделей и конкурентных стратегий ведущих цифровых платформ</w:t>
+      </w:r>
+    </w:p>
+    <w:p>
+      <w:pPr>
+        <w:spacing w:line="278" w:lineRule="auto"/>
+        <w:rPr>
+          <w:lang w:val="ru-RU"/>
+        </w:rPr>
+      </w:pPr>
+      <w:r>
+        <w:rPr>
+          <w:lang w:val="ru-RU"/>
+        </w:rPr>
+        <w:t>2.1. Кейс-анализ агрегаторов услуг (</w:t>
+      </w:r>
+      <w:proofErr w:type="spellStart"/>
+      <w:r>
+        <w:rPr>
+          <w:lang w:val="ru-RU"/>
+        </w:rPr>
+        <w:t>Uber</w:t>
+      </w:r>
+      <w:proofErr w:type="spellEnd"/>
+      <w:r>
+        <w:rPr>
+          <w:lang w:val="ru-RU"/>
+        </w:rPr>
+        <w:t xml:space="preserve">, </w:t>
+      </w:r>
+      <w:proofErr w:type="spellStart"/>
+      <w:r>
+        <w:rPr>
+          <w:lang w:val="ru-RU"/>
+        </w:rPr>
+        <w:t>Яндекс.Услуги</w:t>
+      </w:r>
+      <w:proofErr w:type="spellEnd"/>
+      <w:r>
+        <w:rPr>
+          <w:lang w:val="ru-RU"/>
+        </w:rPr>
+        <w:t>): монетизация транзакций и управление двусторонним рынком.</w:t>
+      </w:r>
+    </w:p>
+    <w:p>
+      <w:pPr>
+        <w:spacing w:line="278" w:lineRule="auto"/>
+        <w:rPr>
+          <w:lang w:val="ru-RU"/>
+        </w:rPr>
+      </w:pPr>
+    </w:p>
+    <w:p>
+      <w:pPr>
+        <w:spacing w:line="278" w:lineRule="auto"/>
+        <w:rPr>
+          <w:lang w:val="ru-RU"/>
+        </w:rPr>
+      </w:pPr>
+    </w:p>
+    <w:p>
+      <w:pPr>
+        <w:spacing w:line="278" w:lineRule="auto"/>
+        <w:rPr>
+          <w:lang w:val="ru-RU"/>
+        </w:rPr>
+      </w:pPr>
+      <w:r>
+        <w:rPr>
+          <w:lang w:val="ru-RU"/>
+        </w:rPr>
+        <w:t>2.2. Кейс-анализ рекламно-ориентированных платформ (Google, Яндекс): бизнес-модель, основанная на сборе и монетизации данных внимания пользователей.</w:t>
+      </w:r>
+    </w:p>
+    <w:p>
+      <w:pPr>
+        <w:spacing w:line="278" w:lineRule="auto"/>
+        <w:rPr>
+          <w:lang w:val="ru-RU"/>
+        </w:rPr>
+      </w:pPr>
+    </w:p>
+    <w:p>
+      <w:pPr>
+        <w:spacing w:line="278" w:lineRule="auto"/>
+        <w:rPr>
+          <w:lang w:val="ru-RU"/>
+        </w:rPr>
+      </w:pPr>
+    </w:p>
+    <w:p>
+      <w:pPr>
+        <w:spacing w:line="278" w:lineRule="auto"/>
+        <w:rPr>
+          <w:lang w:val="ru-RU"/>
+        </w:rPr>
+      </w:pPr>
+      <w:r>
+        <w:rPr>
+          <w:lang w:val="ru-RU"/>
+        </w:rPr>
+        <w:t>2.3. Кейс-анализ экосистем (</w:t>
+      </w:r>
+      <w:proofErr w:type="spellStart"/>
+      <w:r>
+        <w:rPr>
+          <w:lang w:val="ru-RU"/>
+        </w:rPr>
+        <w:t>Sber</w:t>
+      </w:r>
+      <w:proofErr w:type="spellEnd"/>
+      <w:r>
+        <w:rPr>
+          <w:lang w:val="ru-RU"/>
+        </w:rPr>
+        <w:t>, VK, Apple): стратегия «связывания» сервисов, создание замкнутых цифровых сред и монетизация лояльности.</w:t>
+      </w:r>
+    </w:p>
+    <w:p>
+      <w:pPr>
+        <w:spacing w:line="278" w:lineRule="auto"/>
+        <w:rPr>
+          <w:lang w:val="ru-RU"/>
+        </w:rPr>
+      </w:pPr>
+    </w:p>
+    <w:p>
+      <w:pPr>
+        <w:spacing w:line="278" w:lineRule="auto"/>
+        <w:rPr>
+          <w:lang w:val="ru-RU"/>
+        </w:rPr>
+      </w:pPr>
+    </w:p>
+    <w:p>
+      <w:pPr>
+        <w:spacing w:line="278" w:lineRule="auto"/>
+        <w:rPr>
+          <w:lang w:val="ru-RU"/>
+        </w:rPr>
+      </w:pPr>
+      <w:r>
+        <w:rPr>
+          <w:lang w:val="ru-RU"/>
+        </w:rPr>
+        <w:t>2.4. Кейс-анализ платформ труда (</w:t>
+      </w:r>
+      <w:proofErr w:type="spellStart"/>
+      <w:r>
+        <w:rPr>
+          <w:lang w:val="ru-RU"/>
+        </w:rPr>
+        <w:t>Upwork</w:t>
+      </w:r>
+      <w:proofErr w:type="spellEnd"/>
+      <w:r>
+        <w:rPr>
+          <w:lang w:val="ru-RU"/>
+        </w:rPr>
+        <w:t>,</w:t>
+      </w:r>
+      <w:r>
+        <w:rPr>
+          <w:lang w:val="ru-RU"/>
+        </w:rPr>
+        <w:t xml:space="preserve"> </w:t>
+      </w:r>
+      <w:hyperlink r:id="rId11" w:tgtFrame="_blank" w:history="1">
+        <w:r>
+          <w:rPr>
+            <w:rStyle w:val="a4"/>
+            <w:lang w:val="ru-RU"/>
+          </w:rPr>
+          <w:t>Profi.ru</w:t>
+        </w:r>
+      </w:hyperlink>
+      <w:r>
+        <w:rPr>
+          <w:lang w:val="ru-RU"/>
+        </w:rPr>
+        <w:t>):</w:t>
+      </w:r>
+      <w:r>
+        <w:rPr>
+          <w:lang w:val="ru-RU"/>
+        </w:rPr>
+        <w:t xml:space="preserve"> </w:t>
+      </w:r>
+      <w:r>
+        <w:rPr>
+          <w:lang w:val="ru-RU"/>
+        </w:rPr>
+        <w:t>особенности монетизации и управления контингентом фрилансеров.</w:t>
+      </w:r>
+    </w:p>
+    <w:p>
+      <w:pPr>
+        <w:spacing w:line="278" w:lineRule="auto"/>
+        <w:rPr>
+          <w:lang w:val="ru-RU"/>
+        </w:rPr>
+      </w:pPr>
+    </w:p>
+    <w:p>
+      <w:pPr>
+        <w:spacing w:line="278" w:lineRule="auto"/>
+        <w:rPr>
+          <w:lang w:val="ru-RU"/>
+        </w:rPr>
+      </w:pPr>
+    </w:p>
+    <w:p>
+      <w:pPr>
+        <w:spacing w:line="278" w:lineRule="auto"/>
+        <w:jc w:val="left"/>
+        <w:rPr>
+          <w:b/>
+          <w:bCs/>
+          <w:lang w:val="ru-RU"/>
+        </w:rPr>
+      </w:pPr>
+      <w:r>
+        <w:rPr>
+          <w:b/>
+          <w:bCs/>
+          <w:lang w:val="ru-RU"/>
+        </w:rPr>
+        <w:br w:type="page"/>
+      </w:r>
+    </w:p>
+    <w:p>
+      <w:pPr>
+        <w:spacing w:line="278" w:lineRule="auto"/>
+        <w:jc w:val="center"/>
+        <w:rPr>
+          <w:lang w:val="ru-RU"/>
+        </w:rPr>
+      </w:pPr>
+      <w:r>
+        <w:rPr>
+          <w:b/>
+          <w:bCs/>
+          <w:lang w:val="ru-RU"/>
+        </w:rPr>
+        <w:lastRenderedPageBreak/>
+        <w:t>Глава 3. Проблемы регулирования цифровых платформ: экономико-правовой анализ</w:t>
+      </w:r>
+    </w:p>
+    <w:p>
+      <w:pPr>
+        <w:spacing w:line="278" w:lineRule="auto"/>
+        <w:rPr>
+          <w:lang w:val="ru-RU"/>
+        </w:rPr>
+      </w:pPr>
+      <w:r>
+        <w:rPr>
+          <w:lang w:val="ru-RU"/>
+        </w:rPr>
+        <w:t>3.1. Антимонопольные вызовы в цифровую эпоху:</w:t>
+      </w:r>
+    </w:p>
+    <w:p>
+      <w:pPr>
+        <w:spacing w:line="278" w:lineRule="auto"/>
+        <w:rPr>
+          <w:lang w:val="ru-RU"/>
+        </w:rPr>
+      </w:pPr>
+    </w:p>
+    <w:p>
+      <w:pPr>
+        <w:spacing w:line="278" w:lineRule="auto"/>
+        <w:rPr>
+          <w:lang w:val="ru-RU"/>
+        </w:rPr>
+      </w:pPr>
+    </w:p>
+    <w:p>
+      <w:pPr>
+        <w:spacing w:line="278" w:lineRule="auto"/>
+        <w:rPr>
+          <w:lang w:val="ru-RU"/>
+        </w:rPr>
+      </w:pPr>
+      <w:r>
+        <w:rPr>
+          <w:lang w:val="ru-RU"/>
+        </w:rPr>
+        <w:t>3.1.1. Проблемы определения релевантного рынка и установления факта доминирования.</w:t>
+      </w:r>
+    </w:p>
+    <w:p>
+      <w:pPr>
+        <w:spacing w:line="278" w:lineRule="auto"/>
+        <w:rPr>
+          <w:lang w:val="ru-RU"/>
+        </w:rPr>
+      </w:pPr>
+    </w:p>
+    <w:p>
+      <w:pPr>
+        <w:spacing w:line="278" w:lineRule="auto"/>
+        <w:rPr>
+          <w:lang w:val="ru-RU"/>
+        </w:rPr>
+      </w:pPr>
+    </w:p>
+    <w:p>
+      <w:pPr>
+        <w:spacing w:line="278" w:lineRule="auto"/>
+        <w:rPr>
+          <w:lang w:val="ru-RU"/>
+        </w:rPr>
+      </w:pPr>
+      <w:r>
+        <w:rPr>
+          <w:lang w:val="ru-RU"/>
+        </w:rPr>
+        <w:t xml:space="preserve">3.1.2. Недобросовестные практики: </w:t>
+      </w:r>
+      <w:proofErr w:type="spellStart"/>
+      <w:r>
+        <w:rPr>
+          <w:lang w:val="ru-RU"/>
+        </w:rPr>
+        <w:t>самопредпочтение</w:t>
+      </w:r>
+      <w:proofErr w:type="spellEnd"/>
+      <w:r>
+        <w:rPr>
+          <w:lang w:val="ru-RU"/>
+        </w:rPr>
+        <w:t xml:space="preserve">, использование данных конкурентов, ограничение </w:t>
+      </w:r>
+      <w:proofErr w:type="spellStart"/>
+      <w:r>
+        <w:rPr>
+          <w:lang w:val="ru-RU"/>
+        </w:rPr>
+        <w:t>интероперабельности</w:t>
+      </w:r>
+      <w:proofErr w:type="spellEnd"/>
+      <w:r>
+        <w:rPr>
+          <w:lang w:val="ru-RU"/>
+        </w:rPr>
+        <w:t>.</w:t>
+      </w:r>
+    </w:p>
+    <w:p>
+      <w:pPr>
+        <w:spacing w:line="278" w:lineRule="auto"/>
+        <w:rPr>
+          <w:lang w:val="ru-RU"/>
+        </w:rPr>
+      </w:pPr>
+    </w:p>
+    <w:p>
+      <w:pPr>
+        <w:spacing w:line="278" w:lineRule="auto"/>
+        <w:rPr>
+          <w:lang w:val="ru-RU"/>
+        </w:rPr>
+      </w:pPr>
+    </w:p>
+    <w:p>
+      <w:pPr>
+        <w:spacing w:line="278" w:lineRule="auto"/>
+        <w:rPr>
+          <w:lang w:val="ru-RU"/>
+        </w:rPr>
+      </w:pPr>
+      <w:r>
+        <w:rPr>
+          <w:lang w:val="ru-RU"/>
+        </w:rPr>
+        <w:t>3.1.3. Анализ ключевых дел ФАС России против цифровых платформ (Google, Яндекс).</w:t>
+      </w:r>
+    </w:p>
+    <w:p>
+      <w:pPr>
+        <w:spacing w:line="278" w:lineRule="auto"/>
+        <w:rPr>
+          <w:lang w:val="ru-RU"/>
+        </w:rPr>
+      </w:pPr>
+    </w:p>
+    <w:p>
+      <w:pPr>
+        <w:spacing w:line="278" w:lineRule="auto"/>
+        <w:rPr>
+          <w:lang w:val="ru-RU"/>
+        </w:rPr>
+      </w:pPr>
+    </w:p>
+    <w:p>
+      <w:pPr>
+        <w:spacing w:line="278" w:lineRule="auto"/>
+        <w:rPr>
+          <w:lang w:val="ru-RU"/>
+        </w:rPr>
+      </w:pPr>
+      <w:r>
+        <w:rPr>
+          <w:lang w:val="ru-RU"/>
+        </w:rPr>
+        <w:t>3.2. Регулирование рынка труда в гиг-экономике:</w:t>
+      </w:r>
+    </w:p>
+    <w:p>
+      <w:pPr>
+        <w:spacing w:line="278" w:lineRule="auto"/>
+        <w:rPr>
+          <w:lang w:val="ru-RU"/>
+        </w:rPr>
+      </w:pPr>
+      <w:r>
+        <w:rPr>
+          <w:lang w:val="ru-RU"/>
+        </w:rPr>
+        <w:t>3.2.1. Правовой статус платформенных работников: проблема «ложной самозанятости».</w:t>
+      </w:r>
+    </w:p>
+    <w:p>
+      <w:pPr>
+        <w:spacing w:line="278" w:lineRule="auto"/>
+        <w:rPr>
+          <w:lang w:val="ru-RU"/>
+        </w:rPr>
+      </w:pPr>
+    </w:p>
+    <w:p>
+      <w:pPr>
+        <w:spacing w:line="278" w:lineRule="auto"/>
+        <w:rPr>
+          <w:lang w:val="ru-RU"/>
+        </w:rPr>
+      </w:pPr>
+    </w:p>
+    <w:p>
+      <w:pPr>
+        <w:spacing w:line="278" w:lineRule="auto"/>
+        <w:rPr>
+          <w:lang w:val="ru-RU"/>
+        </w:rPr>
+      </w:pPr>
+      <w:r>
+        <w:rPr>
+          <w:lang w:val="ru-RU"/>
+        </w:rPr>
+        <w:t>3.2.2. Дифференциация моделей «агрегатора» и «платформы-менеджера» как основа для регулирования.</w:t>
+      </w:r>
+    </w:p>
+    <w:p>
+      <w:pPr>
+        <w:spacing w:line="278" w:lineRule="auto"/>
+        <w:rPr>
+          <w:lang w:val="ru-RU"/>
+        </w:rPr>
+      </w:pPr>
+    </w:p>
+    <w:p>
+      <w:pPr>
+        <w:spacing w:line="278" w:lineRule="auto"/>
+        <w:rPr>
+          <w:lang w:val="ru-RU"/>
+        </w:rPr>
+      </w:pPr>
+    </w:p>
+    <w:p>
+      <w:pPr>
+        <w:spacing w:line="278" w:lineRule="auto"/>
+        <w:rPr>
+          <w:lang w:val="ru-RU"/>
+        </w:rPr>
+      </w:pPr>
+      <w:r>
+        <w:rPr>
+          <w:lang w:val="ru-RU"/>
+        </w:rPr>
+        <w:lastRenderedPageBreak/>
+        <w:t>3.2.3. Анализ закона «О платформенной занятости» в РФ: достижения и противоречия.</w:t>
+      </w:r>
+    </w:p>
+    <w:p>
+      <w:pPr>
+        <w:spacing w:line="278" w:lineRule="auto"/>
+        <w:rPr>
+          <w:lang w:val="ru-RU"/>
+        </w:rPr>
+      </w:pPr>
+    </w:p>
+    <w:p>
+      <w:pPr>
+        <w:spacing w:line="278" w:lineRule="auto"/>
+        <w:rPr>
+          <w:lang w:val="ru-RU"/>
+        </w:rPr>
+      </w:pPr>
+    </w:p>
+    <w:p>
+      <w:pPr>
+        <w:spacing w:line="278" w:lineRule="auto"/>
+        <w:rPr>
+          <w:lang w:val="ru-RU"/>
+        </w:rPr>
+      </w:pPr>
+      <w:r>
+        <w:rPr>
+          <w:lang w:val="ru-RU"/>
+        </w:rPr>
+        <w:t>3.3. Защита прав потребителей и персональных данных:</w:t>
+      </w:r>
+    </w:p>
+    <w:p>
+      <w:pPr>
+        <w:spacing w:line="278" w:lineRule="auto"/>
+        <w:rPr>
+          <w:lang w:val="ru-RU"/>
+        </w:rPr>
+      </w:pPr>
+      <w:r>
+        <w:rPr>
+          <w:lang w:val="ru-RU"/>
+        </w:rPr>
+        <w:t>3.3.1. Проблема прозрачности алгоритмов ценообразования и ранжирования.</w:t>
+      </w:r>
+    </w:p>
+    <w:p>
+      <w:pPr>
+        <w:spacing w:line="278" w:lineRule="auto"/>
+        <w:rPr>
+          <w:lang w:val="ru-RU"/>
+        </w:rPr>
+      </w:pPr>
+      <w:r>
+        <w:rPr>
+          <w:lang w:val="ru-RU"/>
+        </w:rPr>
+        <w:t>3.3.2. Право на портативность данных и ограничение практик «налипания» (</w:t>
+      </w:r>
+      <w:proofErr w:type="spellStart"/>
+      <w:r>
+        <w:rPr>
+          <w:lang w:val="ru-RU"/>
+        </w:rPr>
+        <w:t>lock-in</w:t>
+      </w:r>
+      <w:proofErr w:type="spellEnd"/>
+      <w:r>
+        <w:rPr>
+          <w:lang w:val="ru-RU"/>
+        </w:rPr>
+        <w:t>).</w:t>
+      </w:r>
+    </w:p>
+    <w:p>
+      <w:pPr>
+        <w:spacing w:line="278" w:lineRule="auto"/>
+        <w:rPr>
+          <w:lang w:val="ru-RU"/>
+        </w:rPr>
+      </w:pPr>
+    </w:p>
+    <w:p>
+      <w:pPr>
+        <w:spacing w:line="278" w:lineRule="auto"/>
+        <w:rPr>
+          <w:lang w:val="ru-RU"/>
+        </w:rPr>
+      </w:pPr>
+    </w:p>
+    <w:p>
+      <w:pPr>
+        <w:spacing w:line="278" w:lineRule="auto"/>
+        <w:jc w:val="left"/>
+        <w:rPr>
+          <w:lang w:val="ru-RU"/>
+        </w:rPr>
+      </w:pPr>
+      <w:r>
+        <w:rPr>
+          <w:lang w:val="ru-RU"/>
+        </w:rPr>
+        <w:br w:type="page"/>
+      </w:r>
+    </w:p>
+    <w:p>
+      <w:pPr>
+        <w:spacing w:line="278" w:lineRule="auto"/>
+        <w:jc w:val="center"/>
+        <w:rPr>
+          <w:lang w:val="ru-RU"/>
+        </w:rPr>
+      </w:pPr>
+      <w:r>
+        <w:rPr>
+          <w:b/>
+          <w:bCs/>
+          <w:lang w:val="ru-RU"/>
+        </w:rPr>
+        <w:lastRenderedPageBreak/>
+        <w:t>Глава 4. Сравнительный анализ подходов к регулированию цифровых платформ: международный опыт и российская специфика</w:t>
+      </w:r>
+    </w:p>
+    <w:p>
+      <w:pPr>
+        <w:spacing w:line="278" w:lineRule="auto"/>
+        <w:rPr>
+          <w:lang w:val="ru-RU"/>
+        </w:rPr>
+      </w:pPr>
+      <w:r>
+        <w:rPr>
+          <w:lang w:val="ru-RU"/>
+        </w:rPr>
+        <w:t>4.1. Реактивный подход (</w:t>
+      </w:r>
+      <w:proofErr w:type="spellStart"/>
+      <w:r>
+        <w:rPr>
+          <w:i/>
+          <w:iCs/>
+          <w:lang w:val="ru-RU"/>
+        </w:rPr>
+        <w:t>ex-post</w:t>
+      </w:r>
+      <w:proofErr w:type="spellEnd"/>
+      <w:r>
+        <w:rPr>
+          <w:lang w:val="ru-RU"/>
+        </w:rPr>
+        <w:t>) в США: роль судебных прецедентов и ограниченность старых законов (</w:t>
+      </w:r>
+      <w:proofErr w:type="spellStart"/>
+      <w:r>
+        <w:rPr>
+          <w:lang w:val="ru-RU"/>
+        </w:rPr>
+        <w:t>Sherman</w:t>
+      </w:r>
+      <w:proofErr w:type="spellEnd"/>
+      <w:r>
+        <w:rPr>
+          <w:lang w:val="ru-RU"/>
+        </w:rPr>
+        <w:t xml:space="preserve"> Act).</w:t>
+      </w:r>
+    </w:p>
+    <w:p>
+      <w:pPr>
+        <w:spacing w:line="278" w:lineRule="auto"/>
+        <w:rPr>
+          <w:lang w:val="ru-RU"/>
+        </w:rPr>
+      </w:pPr>
+    </w:p>
+    <w:p>
+      <w:pPr>
+        <w:spacing w:line="278" w:lineRule="auto"/>
+        <w:rPr>
+          <w:lang w:val="ru-RU"/>
+        </w:rPr>
+      </w:pPr>
+    </w:p>
+    <w:p>
+      <w:pPr>
+        <w:spacing w:line="278" w:lineRule="auto"/>
+        <w:rPr>
+          <w:lang w:val="ru-RU"/>
+        </w:rPr>
+      </w:pPr>
+      <w:r>
+        <w:rPr>
+          <w:lang w:val="ru-RU"/>
+        </w:rPr>
+        <w:t>4.2. Проактивный подход (</w:t>
+      </w:r>
+      <w:proofErr w:type="spellStart"/>
+      <w:r>
+        <w:rPr>
+          <w:i/>
+          <w:iCs/>
+          <w:lang w:val="ru-RU"/>
+        </w:rPr>
+        <w:t>ex-ante</w:t>
+      </w:r>
+      <w:proofErr w:type="spellEnd"/>
+      <w:r>
+        <w:rPr>
+          <w:lang w:val="ru-RU"/>
+        </w:rPr>
+        <w:t>) в Европейском союзе: Digital Markets Act (DMA) и Digital Services Act (DSA) как «новое поколение» регулирования.</w:t>
+      </w:r>
+    </w:p>
+    <w:p>
+      <w:pPr>
+        <w:spacing w:line="278" w:lineRule="auto"/>
+        <w:rPr>
+          <w:lang w:val="ru-RU"/>
+        </w:rPr>
+      </w:pPr>
+    </w:p>
+    <w:p>
+      <w:pPr>
+        <w:spacing w:line="278" w:lineRule="auto"/>
+        <w:rPr>
+          <w:lang w:val="ru-RU"/>
+        </w:rPr>
+      </w:pPr>
+    </w:p>
+    <w:p>
+      <w:pPr>
+        <w:spacing w:line="278" w:lineRule="auto"/>
+        <w:rPr>
+          <w:lang w:val="ru-RU"/>
+        </w:rPr>
+      </w:pPr>
+      <w:r>
+        <w:rPr>
+          <w:lang w:val="ru-RU"/>
+        </w:rPr>
+        <w:t>4.3. Формирование «третьего пути» в России: синтез антимонопольных практик и отраслевого законодательства («Пятый антимонопольный пакет», законы о «предустановке»).</w:t>
+      </w:r>
+    </w:p>
+    <w:p>
+      <w:pPr>
+        <w:spacing w:line="278" w:lineRule="auto"/>
+        <w:rPr>
+          <w:lang w:val="ru-RU"/>
+        </w:rPr>
+      </w:pPr>
+    </w:p>
+    <w:p>
+      <w:pPr>
+        <w:spacing w:line="278" w:lineRule="auto"/>
+        <w:rPr>
+          <w:lang w:val="ru-RU"/>
+        </w:rPr>
+      </w:pPr>
+    </w:p>
+    <w:p>
+      <w:pPr>
+        <w:spacing w:line="278" w:lineRule="auto"/>
+        <w:rPr>
+          <w:lang w:val="ru-RU"/>
+        </w:rPr>
+      </w:pPr>
+      <w:r>
+        <w:rPr>
+          <w:lang w:val="ru-RU"/>
+        </w:rPr>
+        <w:t>4.4. Сравнительная таблица подходов по критериям: цели, методы, институты, эффективность.</w:t>
+      </w:r>
+    </w:p>
+    <w:p>
+      <w:pPr>
+        <w:spacing w:line="278" w:lineRule="auto"/>
+        <w:rPr>
+          <w:lang w:val="ru-RU"/>
+        </w:rPr>
+      </w:pPr>
+    </w:p>
+    <w:p>
+      <w:pPr>
+        <w:spacing w:line="278" w:lineRule="auto"/>
+        <w:rPr>
+          <w:lang w:val="ru-RU"/>
+        </w:rPr>
+      </w:pPr>
+    </w:p>
+    <w:p>
+      <w:pPr>
+        <w:spacing w:line="278" w:lineRule="auto"/>
+        <w:jc w:val="left"/>
+        <w:rPr>
+          <w:lang w:val="ru-RU"/>
+        </w:rPr>
+      </w:pPr>
+      <w:r>
+        <w:rPr>
+          <w:lang w:val="ru-RU"/>
+        </w:rPr>
+        <w:br w:type="page"/>
+      </w:r>
+    </w:p>
+    <w:p>
+      <w:pPr>
         <w:pStyle w:val="1"/>
         <w:rPr>
           <w:lang w:val="ru-RU"/>
@@ -2390,7 +3938,7 @@
       </w:pPr>
     </w:p>
     <w:sectPr>
-      <w:footerReference w:type="default" r:id="rId11"/>
+      <w:footerReference w:type="default" r:id="rId12"/>
       <w:type w:val="continuous"/>
       <w:pgSz w:w="12240" w:h="15840"/>
       <w:pgMar w:top="1440" w:right="1797" w:bottom="1440" w:left="1797" w:header="720" w:footer="720" w:gutter="0"/>
@@ -3990,6 +5538,304 @@
     </w:lvl>
   </w:abstractNum>
   <w:abstractNum w:abstractNumId="12" w15:restartNumberingAfterBreak="0">
+    <w:nsid w:val="119E0E20"/>
+    <w:multiLevelType w:val="multilevel"/>
+    <w:tmpl w:val="1AFEF16A"/>
+    <w:lvl w:ilvl="0">
+      <w:start w:val="1"/>
+      <w:numFmt w:val="bullet"/>
+      <w:lvlText w:val=""/>
+      <w:lvlJc w:val="left"/>
+      <w:pPr>
+        <w:tabs>
+          <w:tab w:val="num" w:pos="720"/>
+        </w:tabs>
+        <w:ind w:left="720" w:hanging="360"/>
+      </w:pPr>
+      <w:rPr>
+        <w:rFonts w:ascii="Symbol" w:hAnsi="Symbol" w:hint="default"/>
+        <w:sz w:val="20"/>
+      </w:rPr>
+    </w:lvl>
+    <w:lvl w:ilvl="1">
+      <w:start w:val="1"/>
+      <w:numFmt w:val="bullet"/>
+      <w:lvlText w:val="o"/>
+      <w:lvlJc w:val="left"/>
+      <w:pPr>
+        <w:tabs>
+          <w:tab w:val="num" w:pos="1440"/>
+        </w:tabs>
+        <w:ind w:left="1440" w:hanging="360"/>
+      </w:pPr>
+      <w:rPr>
+        <w:rFonts w:ascii="Courier New" w:hAnsi="Courier New" w:hint="default"/>
+        <w:sz w:val="20"/>
+      </w:rPr>
+    </w:lvl>
+    <w:lvl w:ilvl="2" w:tentative="1">
+      <w:start w:val="1"/>
+      <w:numFmt w:val="bullet"/>
+      <w:lvlText w:val=""/>
+      <w:lvlJc w:val="left"/>
+      <w:pPr>
+        <w:tabs>
+          <w:tab w:val="num" w:pos="2160"/>
+        </w:tabs>
+        <w:ind w:left="2160" w:hanging="360"/>
+      </w:pPr>
+      <w:rPr>
+        <w:rFonts w:ascii="Wingdings" w:hAnsi="Wingdings" w:hint="default"/>
+        <w:sz w:val="20"/>
+      </w:rPr>
+    </w:lvl>
+    <w:lvl w:ilvl="3" w:tentative="1">
+      <w:start w:val="1"/>
+      <w:numFmt w:val="bullet"/>
+      <w:lvlText w:val=""/>
+      <w:lvlJc w:val="left"/>
+      <w:pPr>
+        <w:tabs>
+          <w:tab w:val="num" w:pos="2880"/>
+        </w:tabs>
+        <w:ind w:left="2880" w:hanging="360"/>
+      </w:pPr>
+      <w:rPr>
+        <w:rFonts w:ascii="Wingdings" w:hAnsi="Wingdings" w:hint="default"/>
+        <w:sz w:val="20"/>
+      </w:rPr>
+    </w:lvl>
+    <w:lvl w:ilvl="4" w:tentative="1">
+      <w:start w:val="1"/>
+      <w:numFmt w:val="bullet"/>
+      <w:lvlText w:val=""/>
+      <w:lvlJc w:val="left"/>
+      <w:pPr>
+        <w:tabs>
+          <w:tab w:val="num" w:pos="3600"/>
+        </w:tabs>
+        <w:ind w:left="3600" w:hanging="360"/>
+      </w:pPr>
+      <w:rPr>
+        <w:rFonts w:ascii="Wingdings" w:hAnsi="Wingdings" w:hint="default"/>
+        <w:sz w:val="20"/>
+      </w:rPr>
+    </w:lvl>
+    <w:lvl w:ilvl="5" w:tentative="1">
+      <w:start w:val="1"/>
+      <w:numFmt w:val="bullet"/>
+      <w:lvlText w:val=""/>
+      <w:lvlJc w:val="left"/>
+      <w:pPr>
+        <w:tabs>
+          <w:tab w:val="num" w:pos="4320"/>
+        </w:tabs>
+        <w:ind w:left="4320" w:hanging="360"/>
+      </w:pPr>
+      <w:rPr>
+        <w:rFonts w:ascii="Wingdings" w:hAnsi="Wingdings" w:hint="default"/>
+        <w:sz w:val="20"/>
+      </w:rPr>
+    </w:lvl>
+    <w:lvl w:ilvl="6" w:tentative="1">
+      <w:start w:val="1"/>
+      <w:numFmt w:val="bullet"/>
+      <w:lvlText w:val=""/>
+      <w:lvlJc w:val="left"/>
+      <w:pPr>
+        <w:tabs>
+          <w:tab w:val="num" w:pos="5040"/>
+        </w:tabs>
+        <w:ind w:left="5040" w:hanging="360"/>
+      </w:pPr>
+      <w:rPr>
+        <w:rFonts w:ascii="Wingdings" w:hAnsi="Wingdings" w:hint="default"/>
+        <w:sz w:val="20"/>
+      </w:rPr>
+    </w:lvl>
+    <w:lvl w:ilvl="7" w:tentative="1">
+      <w:start w:val="1"/>
+      <w:numFmt w:val="bullet"/>
+      <w:lvlText w:val=""/>
+      <w:lvlJc w:val="left"/>
+      <w:pPr>
+        <w:tabs>
+          <w:tab w:val="num" w:pos="5760"/>
+        </w:tabs>
+        <w:ind w:left="5760" w:hanging="360"/>
+      </w:pPr>
+      <w:rPr>
+        <w:rFonts w:ascii="Wingdings" w:hAnsi="Wingdings" w:hint="default"/>
+        <w:sz w:val="20"/>
+      </w:rPr>
+    </w:lvl>
+    <w:lvl w:ilvl="8" w:tentative="1">
+      <w:start w:val="1"/>
+      <w:numFmt w:val="bullet"/>
+      <w:lvlText w:val=""/>
+      <w:lvlJc w:val="left"/>
+      <w:pPr>
+        <w:tabs>
+          <w:tab w:val="num" w:pos="6480"/>
+        </w:tabs>
+        <w:ind w:left="6480" w:hanging="360"/>
+      </w:pPr>
+      <w:rPr>
+        <w:rFonts w:ascii="Wingdings" w:hAnsi="Wingdings" w:hint="default"/>
+        <w:sz w:val="20"/>
+      </w:rPr>
+    </w:lvl>
+  </w:abstractNum>
+  <w:abstractNum w:abstractNumId="13" w15:restartNumberingAfterBreak="0">
+    <w:nsid w:val="132D5BE7"/>
+    <w:multiLevelType w:val="multilevel"/>
+    <w:tmpl w:val="0AC45370"/>
+    <w:lvl w:ilvl="0">
+      <w:start w:val="1"/>
+      <w:numFmt w:val="bullet"/>
+      <w:lvlText w:val=""/>
+      <w:lvlJc w:val="left"/>
+      <w:pPr>
+        <w:tabs>
+          <w:tab w:val="num" w:pos="720"/>
+        </w:tabs>
+        <w:ind w:left="720" w:hanging="360"/>
+      </w:pPr>
+      <w:rPr>
+        <w:rFonts w:ascii="Symbol" w:hAnsi="Symbol" w:hint="default"/>
+        <w:sz w:val="20"/>
+      </w:rPr>
+    </w:lvl>
+    <w:lvl w:ilvl="1">
+      <w:start w:val="1"/>
+      <w:numFmt w:val="bullet"/>
+      <w:lvlText w:val="o"/>
+      <w:lvlJc w:val="left"/>
+      <w:pPr>
+        <w:tabs>
+          <w:tab w:val="num" w:pos="1440"/>
+        </w:tabs>
+        <w:ind w:left="1440" w:hanging="360"/>
+      </w:pPr>
+      <w:rPr>
+        <w:rFonts w:ascii="Courier New" w:hAnsi="Courier New" w:hint="default"/>
+        <w:sz w:val="20"/>
+      </w:rPr>
+    </w:lvl>
+    <w:lvl w:ilvl="2" w:tentative="1">
+      <w:start w:val="1"/>
+      <w:numFmt w:val="bullet"/>
+      <w:lvlText w:val=""/>
+      <w:lvlJc w:val="left"/>
+      <w:pPr>
+        <w:tabs>
+          <w:tab w:val="num" w:pos="2160"/>
+        </w:tabs>
+        <w:ind w:left="2160" w:hanging="360"/>
+      </w:pPr>
+      <w:rPr>
+        <w:rFonts w:ascii="Wingdings" w:hAnsi="Wingdings" w:hint="default"/>
+        <w:sz w:val="20"/>
+      </w:rPr>
+    </w:lvl>
+    <w:lvl w:ilvl="3" w:tentative="1">
+      <w:start w:val="1"/>
+      <w:numFmt w:val="bullet"/>
+      <w:lvlText w:val=""/>
+      <w:lvlJc w:val="left"/>
+      <w:pPr>
+        <w:tabs>
+          <w:tab w:val="num" w:pos="2880"/>
+        </w:tabs>
+        <w:ind w:left="2880" w:hanging="360"/>
+      </w:pPr>
+      <w:rPr>
+        <w:rFonts w:ascii="Wingdings" w:hAnsi="Wingdings" w:hint="default"/>
+        <w:sz w:val="20"/>
+      </w:rPr>
+    </w:lvl>
+    <w:lvl w:ilvl="4" w:tentative="1">
+      <w:start w:val="1"/>
+      <w:numFmt w:val="bullet"/>
+      <w:lvlText w:val=""/>
+      <w:lvlJc w:val="left"/>
+      <w:pPr>
+        <w:tabs>
+          <w:tab w:val="num" w:pos="3600"/>
+        </w:tabs>
+        <w:ind w:left="3600" w:hanging="360"/>
+      </w:pPr>
+      <w:rPr>
+        <w:rFonts w:ascii="Wingdings" w:hAnsi="Wingdings" w:hint="default"/>
+        <w:sz w:val="20"/>
+      </w:rPr>
+    </w:lvl>
+    <w:lvl w:ilvl="5" w:tentative="1">
+      <w:start w:val="1"/>
+      <w:numFmt w:val="bullet"/>
+      <w:lvlText w:val=""/>
+      <w:lvlJc w:val="left"/>
+      <w:pPr>
+        <w:tabs>
+          <w:tab w:val="num" w:pos="4320"/>
+        </w:tabs>
+        <w:ind w:left="4320" w:hanging="360"/>
+      </w:pPr>
+      <w:rPr>
+        <w:rFonts w:ascii="Wingdings" w:hAnsi="Wingdings" w:hint="default"/>
+        <w:sz w:val="20"/>
+      </w:rPr>
+    </w:lvl>
+    <w:lvl w:ilvl="6" w:tentative="1">
+      <w:start w:val="1"/>
+      <w:numFmt w:val="bullet"/>
+      <w:lvlText w:val=""/>
+      <w:lvlJc w:val="left"/>
+      <w:pPr>
+        <w:tabs>
+          <w:tab w:val="num" w:pos="5040"/>
+        </w:tabs>
+        <w:ind w:left="5040" w:hanging="360"/>
+      </w:pPr>
+      <w:rPr>
+        <w:rFonts w:ascii="Wingdings" w:hAnsi="Wingdings" w:hint="default"/>
+        <w:sz w:val="20"/>
+      </w:rPr>
+    </w:lvl>
+    <w:lvl w:ilvl="7" w:tentative="1">
+      <w:start w:val="1"/>
+      <w:numFmt w:val="bullet"/>
+      <w:lvlText w:val=""/>
+      <w:lvlJc w:val="left"/>
+      <w:pPr>
+        <w:tabs>
+          <w:tab w:val="num" w:pos="5760"/>
+        </w:tabs>
+        <w:ind w:left="5760" w:hanging="360"/>
+      </w:pPr>
+      <w:rPr>
+        <w:rFonts w:ascii="Wingdings" w:hAnsi="Wingdings" w:hint="default"/>
+        <w:sz w:val="20"/>
+      </w:rPr>
+    </w:lvl>
+    <w:lvl w:ilvl="8" w:tentative="1">
+      <w:start w:val="1"/>
+      <w:numFmt w:val="bullet"/>
+      <w:lvlText w:val=""/>
+      <w:lvlJc w:val="left"/>
+      <w:pPr>
+        <w:tabs>
+          <w:tab w:val="num" w:pos="6480"/>
+        </w:tabs>
+        <w:ind w:left="6480" w:hanging="360"/>
+      </w:pPr>
+      <w:rPr>
+        <w:rFonts w:ascii="Wingdings" w:hAnsi="Wingdings" w:hint="default"/>
+        <w:sz w:val="20"/>
+      </w:rPr>
+    </w:lvl>
+  </w:abstractNum>
+  <w:abstractNum w:abstractNumId="14" w15:restartNumberingAfterBreak="0">
     <w:nsid w:val="13AB3137"/>
     <w:multiLevelType w:val="multilevel"/>
     <w:tmpl w:val="8D4E8F9A"/>
@@ -4102,7 +5948,120 @@
       </w:pPr>
     </w:lvl>
   </w:abstractNum>
-  <w:abstractNum w:abstractNumId="13" w15:restartNumberingAfterBreak="0">
+  <w:abstractNum w:abstractNumId="15" w15:restartNumberingAfterBreak="0">
+    <w:nsid w:val="1505201B"/>
+    <w:multiLevelType w:val="multilevel"/>
+    <w:tmpl w:val="AB28AB3E"/>
+    <w:lvl w:ilvl="0">
+      <w:start w:val="1"/>
+      <w:numFmt w:val="decimal"/>
+      <w:lvlText w:val="%1."/>
+      <w:lvlJc w:val="left"/>
+      <w:pPr>
+        <w:tabs>
+          <w:tab w:val="num" w:pos="720"/>
+        </w:tabs>
+        <w:ind w:left="720" w:hanging="360"/>
+      </w:pPr>
+    </w:lvl>
+    <w:lvl w:ilvl="1" w:tentative="1">
+      <w:start w:val="1"/>
+      <w:numFmt w:val="decimal"/>
+      <w:lvlText w:val="%2."/>
+      <w:lvlJc w:val="left"/>
+      <w:pPr>
+        <w:tabs>
+          <w:tab w:val="num" w:pos="1440"/>
+        </w:tabs>
+        <w:ind w:left="1440" w:hanging="360"/>
+      </w:pPr>
+    </w:lvl>
+    <w:lvl w:ilvl="2" w:tentative="1">
+      <w:start w:val="1"/>
+      <w:numFmt w:val="decimal"/>
+      <w:lvlText w:val="%3."/>
+      <w:lvlJc w:val="left"/>
+      <w:pPr>
+        <w:tabs>
+          <w:tab w:val="num" w:pos="2160"/>
+        </w:tabs>
+        <w:ind w:left="2160" w:hanging="360"/>
+      </w:pPr>
+    </w:lvl>
+    <w:lvl w:ilvl="3" w:tentative="1">
+      <w:start w:val="1"/>
+      <w:numFmt w:val="decimal"/>
+      <w:lvlText w:val="%4."/>
+      <w:lvlJc w:val="left"/>
+      <w:pPr>
+        <w:tabs>
+          <w:tab w:val="num" w:pos="2880"/>
+        </w:tabs>
+        <w:ind w:left="2880" w:hanging="360"/>
+      </w:pPr>
+    </w:lvl>
+    <w:lvl w:ilvl="4" w:tentative="1">
+      <w:start w:val="1"/>
+      <w:numFmt w:val="decimal"/>
+      <w:lvlText w:val="%5."/>
+      <w:lvlJc w:val="left"/>
+      <w:pPr>
+        <w:tabs>
+          <w:tab w:val="num" w:pos="3600"/>
+        </w:tabs>
+        <w:ind w:left="3600" w:hanging="360"/>
+      </w:pPr>
+    </w:lvl>
+    <w:lvl w:ilvl="5" w:tentative="1">
+      <w:start w:val="1"/>
+      <w:numFmt w:val="decimal"/>
+      <w:lvlText w:val="%6."/>
+      <w:lvlJc w:val="left"/>
+      <w:pPr>
+        <w:tabs>
+          <w:tab w:val="num" w:pos="4320"/>
+        </w:tabs>
+        <w:ind w:left="4320" w:hanging="360"/>
+      </w:pPr>
+    </w:lvl>
+    <w:lvl w:ilvl="6" w:tentative="1">
+      <w:start w:val="1"/>
+      <w:numFmt w:val="decimal"/>
+      <w:lvlText w:val="%7."/>
+      <w:lvlJc w:val="left"/>
+      <w:pPr>
+        <w:tabs>
+          <w:tab w:val="num" w:pos="5040"/>
+        </w:tabs>
+        <w:ind w:left="5040" w:hanging="360"/>
+      </w:pPr>
+    </w:lvl>
+    <w:lvl w:ilvl="7" w:tentative="1">
+      <w:start w:val="1"/>
+      <w:numFmt w:val="decimal"/>
+      <w:lvlText w:val="%8."/>
+      <w:lvlJc w:val="left"/>
+      <w:pPr>
+        <w:tabs>
+          <w:tab w:val="num" w:pos="5760"/>
+        </w:tabs>
+        <w:ind w:left="5760" w:hanging="360"/>
+      </w:pPr>
+    </w:lvl>
+    <w:lvl w:ilvl="8" w:tentative="1">
+      <w:start w:val="1"/>
+      <w:numFmt w:val="decimal"/>
+      <w:lvlText w:val="%9."/>
+      <w:lvlJc w:val="left"/>
+      <w:pPr>
+        <w:tabs>
+          <w:tab w:val="num" w:pos="6480"/>
+        </w:tabs>
+        <w:ind w:left="6480" w:hanging="360"/>
+      </w:pPr>
+    </w:lvl>
+  </w:abstractNum>
+  <w:abstractNum w:abstractNumId="16" w15:restartNumberingAfterBreak="0">
     <w:nsid w:val="16BC60DC"/>
     <w:multiLevelType w:val="multilevel"/>
     <w:tmpl w:val="6C100A9C"/>
@@ -4251,7 +6210,7 @@
       </w:rPr>
     </w:lvl>
   </w:abstractNum>
-  <w:abstractNum w:abstractNumId="14" w15:restartNumberingAfterBreak="0">
+  <w:abstractNum w:abstractNumId="17" w15:restartNumberingAfterBreak="0">
     <w:nsid w:val="19E060B9"/>
     <w:multiLevelType w:val="multilevel"/>
     <w:tmpl w:val="E8EE8C42"/>
@@ -4364,7 +6323,7 @@
       </w:pPr>
     </w:lvl>
   </w:abstractNum>
-  <w:abstractNum w:abstractNumId="15" w15:restartNumberingAfterBreak="0">
+  <w:abstractNum w:abstractNumId="18" w15:restartNumberingAfterBreak="0">
     <w:nsid w:val="19E934B2"/>
     <w:multiLevelType w:val="multilevel"/>
     <w:tmpl w:val="795AD7BC"/>
@@ -4477,7 +6436,7 @@
       </w:pPr>
     </w:lvl>
   </w:abstractNum>
-  <w:abstractNum w:abstractNumId="16" w15:restartNumberingAfterBreak="0">
+  <w:abstractNum w:abstractNumId="19" w15:restartNumberingAfterBreak="0">
     <w:nsid w:val="1B94401B"/>
     <w:multiLevelType w:val="multilevel"/>
     <w:tmpl w:val="322E6FF0"/>
@@ -4626,7 +6585,7 @@
       </w:rPr>
     </w:lvl>
   </w:abstractNum>
-  <w:abstractNum w:abstractNumId="17" w15:restartNumberingAfterBreak="0">
+  <w:abstractNum w:abstractNumId="20" w15:restartNumberingAfterBreak="0">
     <w:nsid w:val="1BA83B84"/>
     <w:multiLevelType w:val="multilevel"/>
     <w:tmpl w:val="0492D492"/>
@@ -4775,7 +6734,7 @@
       </w:rPr>
     </w:lvl>
   </w:abstractNum>
-  <w:abstractNum w:abstractNumId="18" w15:restartNumberingAfterBreak="0">
+  <w:abstractNum w:abstractNumId="21" w15:restartNumberingAfterBreak="0">
     <w:nsid w:val="1BFE0687"/>
     <w:multiLevelType w:val="multilevel"/>
     <w:tmpl w:val="4D6C8838"/>
@@ -4924,7 +6883,7 @@
       </w:rPr>
     </w:lvl>
   </w:abstractNum>
-  <w:abstractNum w:abstractNumId="19" w15:restartNumberingAfterBreak="0">
+  <w:abstractNum w:abstractNumId="22" w15:restartNumberingAfterBreak="0">
     <w:nsid w:val="1DE5062D"/>
     <w:multiLevelType w:val="multilevel"/>
     <w:tmpl w:val="5CF8F596"/>
@@ -5073,7 +7032,7 @@
       </w:rPr>
     </w:lvl>
   </w:abstractNum>
-  <w:abstractNum w:abstractNumId="20" w15:restartNumberingAfterBreak="0">
+  <w:abstractNum w:abstractNumId="23" w15:restartNumberingAfterBreak="0">
     <w:nsid w:val="1EAD09BB"/>
     <w:multiLevelType w:val="multilevel"/>
     <w:tmpl w:val="197E4226"/>
@@ -5186,7 +7145,7 @@
       </w:pPr>
     </w:lvl>
   </w:abstractNum>
-  <w:abstractNum w:abstractNumId="21" w15:restartNumberingAfterBreak="0">
+  <w:abstractNum w:abstractNumId="24" w15:restartNumberingAfterBreak="0">
     <w:nsid w:val="218C3DDD"/>
     <w:multiLevelType w:val="hybridMultilevel"/>
     <w:tmpl w:val="F0765E7A"/>
@@ -5299,7 +7258,7 @@
       </w:rPr>
     </w:lvl>
   </w:abstractNum>
-  <w:abstractNum w:abstractNumId="22" w15:restartNumberingAfterBreak="0">
+  <w:abstractNum w:abstractNumId="25" w15:restartNumberingAfterBreak="0">
     <w:nsid w:val="248D73B9"/>
     <w:multiLevelType w:val="multilevel"/>
     <w:tmpl w:val="BCE08AFC"/>
@@ -5412,7 +7371,7 @@
       </w:pPr>
     </w:lvl>
   </w:abstractNum>
-  <w:abstractNum w:abstractNumId="23" w15:restartNumberingAfterBreak="0">
+  <w:abstractNum w:abstractNumId="26" w15:restartNumberingAfterBreak="0">
     <w:nsid w:val="24C83AD2"/>
     <w:multiLevelType w:val="multilevel"/>
     <w:tmpl w:val="A67A361C"/>
@@ -5525,7 +7484,7 @@
       </w:pPr>
     </w:lvl>
   </w:abstractNum>
-  <w:abstractNum w:abstractNumId="24" w15:restartNumberingAfterBreak="0">
+  <w:abstractNum w:abstractNumId="27" w15:restartNumberingAfterBreak="0">
     <w:nsid w:val="24E65788"/>
     <w:multiLevelType w:val="hybridMultilevel"/>
     <w:tmpl w:val="751884F6"/>
@@ -5638,7 +7597,7 @@
       </w:rPr>
     </w:lvl>
   </w:abstractNum>
-  <w:abstractNum w:abstractNumId="25" w15:restartNumberingAfterBreak="0">
+  <w:abstractNum w:abstractNumId="28" w15:restartNumberingAfterBreak="0">
     <w:nsid w:val="29014274"/>
     <w:multiLevelType w:val="multilevel"/>
     <w:tmpl w:val="23F267C0"/>
@@ -5751,7 +7710,7 @@
       </w:pPr>
     </w:lvl>
   </w:abstractNum>
-  <w:abstractNum w:abstractNumId="26" w15:restartNumberingAfterBreak="0">
+  <w:abstractNum w:abstractNumId="29" w15:restartNumberingAfterBreak="0">
     <w:nsid w:val="2D571086"/>
     <w:multiLevelType w:val="multilevel"/>
     <w:tmpl w:val="2174DB7E"/>
@@ -5900,7 +7859,7 @@
       </w:rPr>
     </w:lvl>
   </w:abstractNum>
-  <w:abstractNum w:abstractNumId="27" w15:restartNumberingAfterBreak="0">
+  <w:abstractNum w:abstractNumId="30" w15:restartNumberingAfterBreak="0">
     <w:nsid w:val="2D9A3A0D"/>
     <w:multiLevelType w:val="multilevel"/>
     <w:tmpl w:val="87C87024"/>
@@ -6049,7 +8008,7 @@
       </w:rPr>
     </w:lvl>
   </w:abstractNum>
-  <w:abstractNum w:abstractNumId="28" w15:restartNumberingAfterBreak="0">
+  <w:abstractNum w:abstractNumId="31" w15:restartNumberingAfterBreak="0">
     <w:nsid w:val="2FEC1C27"/>
     <w:multiLevelType w:val="multilevel"/>
     <w:tmpl w:val="6B4826E2"/>
@@ -6198,7 +8157,7 @@
       </w:rPr>
     </w:lvl>
   </w:abstractNum>
-  <w:abstractNum w:abstractNumId="29" w15:restartNumberingAfterBreak="0">
+  <w:abstractNum w:abstractNumId="32" w15:restartNumberingAfterBreak="0">
     <w:nsid w:val="3079477D"/>
     <w:multiLevelType w:val="multilevel"/>
     <w:tmpl w:val="B70A689E"/>
@@ -6347,7 +8306,7 @@
       </w:rPr>
     </w:lvl>
   </w:abstractNum>
-  <w:abstractNum w:abstractNumId="30" w15:restartNumberingAfterBreak="0">
+  <w:abstractNum w:abstractNumId="33" w15:restartNumberingAfterBreak="0">
     <w:nsid w:val="316774CC"/>
     <w:multiLevelType w:val="multilevel"/>
     <w:tmpl w:val="060E97C2"/>
@@ -6496,7 +8455,7 @@
       </w:rPr>
     </w:lvl>
   </w:abstractNum>
-  <w:abstractNum w:abstractNumId="31" w15:restartNumberingAfterBreak="0">
+  <w:abstractNum w:abstractNumId="34" w15:restartNumberingAfterBreak="0">
     <w:nsid w:val="33032BE8"/>
     <w:multiLevelType w:val="multilevel"/>
     <w:tmpl w:val="44002620"/>
@@ -6645,7 +8604,7 @@
       </w:rPr>
     </w:lvl>
   </w:abstractNum>
-  <w:abstractNum w:abstractNumId="32" w15:restartNumberingAfterBreak="0">
+  <w:abstractNum w:abstractNumId="35" w15:restartNumberingAfterBreak="0">
     <w:nsid w:val="340611D9"/>
     <w:multiLevelType w:val="multilevel"/>
     <w:tmpl w:val="BBBE1380"/>
@@ -6794,7 +8753,7 @@
       </w:rPr>
     </w:lvl>
   </w:abstractNum>
-  <w:abstractNum w:abstractNumId="33" w15:restartNumberingAfterBreak="0">
+  <w:abstractNum w:abstractNumId="36" w15:restartNumberingAfterBreak="0">
     <w:nsid w:val="38B06FD2"/>
     <w:multiLevelType w:val="multilevel"/>
     <w:tmpl w:val="1D5A69F4"/>
@@ -6943,7 +8902,7 @@
       </w:rPr>
     </w:lvl>
   </w:abstractNum>
-  <w:abstractNum w:abstractNumId="34" w15:restartNumberingAfterBreak="0">
+  <w:abstractNum w:abstractNumId="37" w15:restartNumberingAfterBreak="0">
     <w:nsid w:val="38DE550F"/>
     <w:multiLevelType w:val="multilevel"/>
     <w:tmpl w:val="E316571C"/>
@@ -7092,7 +9051,7 @@
       </w:rPr>
     </w:lvl>
   </w:abstractNum>
-  <w:abstractNum w:abstractNumId="35" w15:restartNumberingAfterBreak="0">
+  <w:abstractNum w:abstractNumId="38" w15:restartNumberingAfterBreak="0">
     <w:nsid w:val="3977377C"/>
     <w:multiLevelType w:val="multilevel"/>
     <w:tmpl w:val="89808EE6"/>
@@ -7205,7 +9164,7 @@
       </w:pPr>
     </w:lvl>
   </w:abstractNum>
-  <w:abstractNum w:abstractNumId="36" w15:restartNumberingAfterBreak="0">
+  <w:abstractNum w:abstractNumId="39" w15:restartNumberingAfterBreak="0">
     <w:nsid w:val="39885F36"/>
     <w:multiLevelType w:val="multilevel"/>
     <w:tmpl w:val="BC860FDC"/>
@@ -7354,7 +9313,7 @@
       </w:rPr>
     </w:lvl>
   </w:abstractNum>
-  <w:abstractNum w:abstractNumId="37" w15:restartNumberingAfterBreak="0">
+  <w:abstractNum w:abstractNumId="40" w15:restartNumberingAfterBreak="0">
     <w:nsid w:val="3A1902AF"/>
     <w:multiLevelType w:val="multilevel"/>
     <w:tmpl w:val="4B1493E4"/>
@@ -7467,7 +9426,7 @@
       </w:pPr>
     </w:lvl>
   </w:abstractNum>
-  <w:abstractNum w:abstractNumId="38" w15:restartNumberingAfterBreak="0">
+  <w:abstractNum w:abstractNumId="41" w15:restartNumberingAfterBreak="0">
     <w:nsid w:val="3B196FA9"/>
     <w:multiLevelType w:val="multilevel"/>
     <w:tmpl w:val="0FDCC388"/>
@@ -7616,7 +9575,7 @@
       </w:rPr>
     </w:lvl>
   </w:abstractNum>
-  <w:abstractNum w:abstractNumId="39" w15:restartNumberingAfterBreak="0">
+  <w:abstractNum w:abstractNumId="42" w15:restartNumberingAfterBreak="0">
     <w:nsid w:val="3B2C5487"/>
     <w:multiLevelType w:val="multilevel"/>
     <w:tmpl w:val="F64E9D6C"/>
@@ -7765,7 +9724,7 @@
       </w:rPr>
     </w:lvl>
   </w:abstractNum>
-  <w:abstractNum w:abstractNumId="40" w15:restartNumberingAfterBreak="0">
+  <w:abstractNum w:abstractNumId="43" w15:restartNumberingAfterBreak="0">
     <w:nsid w:val="3BBA7C35"/>
     <w:multiLevelType w:val="multilevel"/>
     <w:tmpl w:val="A636FFF2"/>
@@ -7914,7 +9873,7 @@
       </w:rPr>
     </w:lvl>
   </w:abstractNum>
-  <w:abstractNum w:abstractNumId="41" w15:restartNumberingAfterBreak="0">
+  <w:abstractNum w:abstractNumId="44" w15:restartNumberingAfterBreak="0">
     <w:nsid w:val="3C8D1D27"/>
     <w:multiLevelType w:val="multilevel"/>
     <w:tmpl w:val="516C25A4"/>
@@ -8063,7 +10022,7 @@
       </w:rPr>
     </w:lvl>
   </w:abstractNum>
-  <w:abstractNum w:abstractNumId="42" w15:restartNumberingAfterBreak="0">
+  <w:abstractNum w:abstractNumId="45" w15:restartNumberingAfterBreak="0">
     <w:nsid w:val="3D5A6F53"/>
     <w:multiLevelType w:val="multilevel"/>
     <w:tmpl w:val="4462B936"/>
@@ -8176,7 +10135,7 @@
       </w:pPr>
     </w:lvl>
   </w:abstractNum>
-  <w:abstractNum w:abstractNumId="43" w15:restartNumberingAfterBreak="0">
+  <w:abstractNum w:abstractNumId="46" w15:restartNumberingAfterBreak="0">
     <w:nsid w:val="3DC6075D"/>
     <w:multiLevelType w:val="multilevel"/>
     <w:tmpl w:val="691CB74A"/>
@@ -8325,7 +10284,7 @@
       </w:rPr>
     </w:lvl>
   </w:abstractNum>
-  <w:abstractNum w:abstractNumId="44" w15:restartNumberingAfterBreak="0">
+  <w:abstractNum w:abstractNumId="47" w15:restartNumberingAfterBreak="0">
     <w:nsid w:val="3E8A69ED"/>
     <w:multiLevelType w:val="multilevel"/>
     <w:tmpl w:val="F7D2EB0A"/>
@@ -8474,7 +10433,7 @@
       </w:rPr>
     </w:lvl>
   </w:abstractNum>
-  <w:abstractNum w:abstractNumId="45" w15:restartNumberingAfterBreak="0">
+  <w:abstractNum w:abstractNumId="48" w15:restartNumberingAfterBreak="0">
     <w:nsid w:val="40D86B89"/>
     <w:multiLevelType w:val="multilevel"/>
     <w:tmpl w:val="7C101226"/>
@@ -8623,7 +10582,7 @@
       </w:rPr>
     </w:lvl>
   </w:abstractNum>
-  <w:abstractNum w:abstractNumId="46" w15:restartNumberingAfterBreak="0">
+  <w:abstractNum w:abstractNumId="49" w15:restartNumberingAfterBreak="0">
     <w:nsid w:val="437B04F6"/>
     <w:multiLevelType w:val="multilevel"/>
     <w:tmpl w:val="EBAA999C"/>
@@ -8772,7 +10731,7 @@
       </w:rPr>
     </w:lvl>
   </w:abstractNum>
-  <w:abstractNum w:abstractNumId="47" w15:restartNumberingAfterBreak="0">
+  <w:abstractNum w:abstractNumId="50" w15:restartNumberingAfterBreak="0">
     <w:nsid w:val="43CC1EC0"/>
     <w:multiLevelType w:val="multilevel"/>
     <w:tmpl w:val="B3704222"/>
@@ -8885,7 +10844,7 @@
       </w:pPr>
     </w:lvl>
   </w:abstractNum>
-  <w:abstractNum w:abstractNumId="48" w15:restartNumberingAfterBreak="0">
+  <w:abstractNum w:abstractNumId="51" w15:restartNumberingAfterBreak="0">
     <w:nsid w:val="45D376D3"/>
     <w:multiLevelType w:val="multilevel"/>
     <w:tmpl w:val="B4B88300"/>
@@ -8998,7 +10957,7 @@
       </w:pPr>
     </w:lvl>
   </w:abstractNum>
-  <w:abstractNum w:abstractNumId="49" w15:restartNumberingAfterBreak="0">
+  <w:abstractNum w:abstractNumId="52" w15:restartNumberingAfterBreak="0">
     <w:nsid w:val="48C5741C"/>
     <w:multiLevelType w:val="multilevel"/>
     <w:tmpl w:val="43C2B7E2"/>
@@ -9147,7 +11106,7 @@
       </w:rPr>
     </w:lvl>
   </w:abstractNum>
-  <w:abstractNum w:abstractNumId="50" w15:restartNumberingAfterBreak="0">
+  <w:abstractNum w:abstractNumId="53" w15:restartNumberingAfterBreak="0">
     <w:nsid w:val="49656DE2"/>
     <w:multiLevelType w:val="multilevel"/>
     <w:tmpl w:val="6ED2E152"/>
@@ -9296,7 +11255,7 @@
       </w:rPr>
     </w:lvl>
   </w:abstractNum>
-  <w:abstractNum w:abstractNumId="51" w15:restartNumberingAfterBreak="0">
+  <w:abstractNum w:abstractNumId="54" w15:restartNumberingAfterBreak="0">
     <w:nsid w:val="4BB407BD"/>
     <w:multiLevelType w:val="multilevel"/>
     <w:tmpl w:val="0C36ED98"/>
@@ -9445,7 +11404,120 @@
       </w:rPr>
     </w:lvl>
   </w:abstractNum>
-  <w:abstractNum w:abstractNumId="52" w15:restartNumberingAfterBreak="0">
+  <w:abstractNum w:abstractNumId="55" w15:restartNumberingAfterBreak="0">
+    <w:nsid w:val="4D876F90"/>
+    <w:multiLevelType w:val="multilevel"/>
+    <w:tmpl w:val="52FE7094"/>
+    <w:lvl w:ilvl="0">
+      <w:start w:val="1"/>
+      <w:numFmt w:val="decimal"/>
+      <w:lvlText w:val="%1."/>
+      <w:lvlJc w:val="left"/>
+      <w:pPr>
+        <w:tabs>
+          <w:tab w:val="num" w:pos="720"/>
+        </w:tabs>
+        <w:ind w:left="720" w:hanging="360"/>
+      </w:pPr>
+    </w:lvl>
+    <w:lvl w:ilvl="1" w:tentative="1">
+      <w:start w:val="1"/>
+      <w:numFmt w:val="decimal"/>
+      <w:lvlText w:val="%2."/>
+      <w:lvlJc w:val="left"/>
+      <w:pPr>
+        <w:tabs>
+          <w:tab w:val="num" w:pos="1440"/>
+        </w:tabs>
+        <w:ind w:left="1440" w:hanging="360"/>
+      </w:pPr>
+    </w:lvl>
+    <w:lvl w:ilvl="2" w:tentative="1">
+      <w:start w:val="1"/>
+      <w:numFmt w:val="decimal"/>
+      <w:lvlText w:val="%3."/>
+      <w:lvlJc w:val="left"/>
+      <w:pPr>
+        <w:tabs>
+          <w:tab w:val="num" w:pos="2160"/>
+        </w:tabs>
+        <w:ind w:left="2160" w:hanging="360"/>
+      </w:pPr>
+    </w:lvl>
+    <w:lvl w:ilvl="3" w:tentative="1">
+      <w:start w:val="1"/>
+      <w:numFmt w:val="decimal"/>
+      <w:lvlText w:val="%4."/>
+      <w:lvlJc w:val="left"/>
+      <w:pPr>
+        <w:tabs>
+          <w:tab w:val="num" w:pos="2880"/>
+        </w:tabs>
+        <w:ind w:left="2880" w:hanging="360"/>
+      </w:pPr>
+    </w:lvl>
+    <w:lvl w:ilvl="4" w:tentative="1">
+      <w:start w:val="1"/>
+      <w:numFmt w:val="decimal"/>
+      <w:lvlText w:val="%5."/>
+      <w:lvlJc w:val="left"/>
+      <w:pPr>
+        <w:tabs>
+          <w:tab w:val="num" w:pos="3600"/>
+        </w:tabs>
+        <w:ind w:left="3600" w:hanging="360"/>
+      </w:pPr>
+    </w:lvl>
+    <w:lvl w:ilvl="5" w:tentative="1">
+      <w:start w:val="1"/>
+      <w:numFmt w:val="decimal"/>
+      <w:lvlText w:val="%6."/>
+      <w:lvlJc w:val="left"/>
+      <w:pPr>
+        <w:tabs>
+          <w:tab w:val="num" w:pos="4320"/>
+        </w:tabs>
+        <w:ind w:left="4320" w:hanging="360"/>
+      </w:pPr>
+    </w:lvl>
+    <w:lvl w:ilvl="6" w:tentative="1">
+      <w:start w:val="1"/>
+      <w:numFmt w:val="decimal"/>
+      <w:lvlText w:val="%7."/>
+      <w:lvlJc w:val="left"/>
+      <w:pPr>
+        <w:tabs>
+          <w:tab w:val="num" w:pos="5040"/>
+        </w:tabs>
+        <w:ind w:left="5040" w:hanging="360"/>
+      </w:pPr>
+    </w:lvl>
+    <w:lvl w:ilvl="7" w:tentative="1">
+      <w:start w:val="1"/>
+      <w:numFmt w:val="decimal"/>
+      <w:lvlText w:val="%8."/>
+      <w:lvlJc w:val="left"/>
+      <w:pPr>
+        <w:tabs>
+          <w:tab w:val="num" w:pos="5760"/>
+        </w:tabs>
+        <w:ind w:left="5760" w:hanging="360"/>
+      </w:pPr>
+    </w:lvl>
+    <w:lvl w:ilvl="8" w:tentative="1">
+      <w:start w:val="1"/>
+      <w:numFmt w:val="decimal"/>
+      <w:lvlText w:val="%9."/>
+      <w:lvlJc w:val="left"/>
+      <w:pPr>
+        <w:tabs>
+          <w:tab w:val="num" w:pos="6480"/>
+        </w:tabs>
+        <w:ind w:left="6480" w:hanging="360"/>
+      </w:pPr>
+    </w:lvl>
+  </w:abstractNum>
+  <w:abstractNum w:abstractNumId="56" w15:restartNumberingAfterBreak="0">
     <w:nsid w:val="53617D9D"/>
     <w:multiLevelType w:val="multilevel"/>
     <w:tmpl w:val="8BEA19D8"/>
@@ -9594,7 +11666,7 @@
       </w:rPr>
     </w:lvl>
   </w:abstractNum>
-  <w:abstractNum w:abstractNumId="53" w15:restartNumberingAfterBreak="0">
+  <w:abstractNum w:abstractNumId="57" w15:restartNumberingAfterBreak="0">
     <w:nsid w:val="57A228F0"/>
     <w:multiLevelType w:val="multilevel"/>
     <w:tmpl w:val="5672D2A8"/>
@@ -9707,7 +11779,7 @@
       </w:pPr>
     </w:lvl>
   </w:abstractNum>
-  <w:abstractNum w:abstractNumId="54" w15:restartNumberingAfterBreak="0">
+  <w:abstractNum w:abstractNumId="58" w15:restartNumberingAfterBreak="0">
     <w:nsid w:val="58795CBB"/>
     <w:multiLevelType w:val="multilevel"/>
     <w:tmpl w:val="79F63CCA"/>
@@ -9856,7 +11928,7 @@
       </w:rPr>
     </w:lvl>
   </w:abstractNum>
-  <w:abstractNum w:abstractNumId="55" w15:restartNumberingAfterBreak="0">
+  <w:abstractNum w:abstractNumId="59" w15:restartNumberingAfterBreak="0">
     <w:nsid w:val="5DA71C0E"/>
     <w:multiLevelType w:val="multilevel"/>
     <w:tmpl w:val="D310C8B8"/>
@@ -10005,7 +12077,7 @@
       </w:rPr>
     </w:lvl>
   </w:abstractNum>
-  <w:abstractNum w:abstractNumId="56" w15:restartNumberingAfterBreak="0">
+  <w:abstractNum w:abstractNumId="60" w15:restartNumberingAfterBreak="0">
     <w:nsid w:val="629D6CEC"/>
     <w:multiLevelType w:val="hybridMultilevel"/>
     <w:tmpl w:val="DA58E930"/>
@@ -10118,7 +12190,7 @@
       </w:rPr>
     </w:lvl>
   </w:abstractNum>
-  <w:abstractNum w:abstractNumId="57" w15:restartNumberingAfterBreak="0">
+  <w:abstractNum w:abstractNumId="61" w15:restartNumberingAfterBreak="0">
     <w:nsid w:val="633F3348"/>
     <w:multiLevelType w:val="multilevel"/>
     <w:tmpl w:val="2D3A562E"/>
@@ -10267,7 +12339,7 @@
       </w:rPr>
     </w:lvl>
   </w:abstractNum>
-  <w:abstractNum w:abstractNumId="58" w15:restartNumberingAfterBreak="0">
+  <w:abstractNum w:abstractNumId="62" w15:restartNumberingAfterBreak="0">
     <w:nsid w:val="63691191"/>
     <w:multiLevelType w:val="multilevel"/>
     <w:tmpl w:val="305A552A"/>
@@ -10416,7 +12488,7 @@
       </w:rPr>
     </w:lvl>
   </w:abstractNum>
-  <w:abstractNum w:abstractNumId="59" w15:restartNumberingAfterBreak="0">
+  <w:abstractNum w:abstractNumId="63" w15:restartNumberingAfterBreak="0">
     <w:nsid w:val="64E5036E"/>
     <w:multiLevelType w:val="multilevel"/>
     <w:tmpl w:val="5F8E6390"/>
@@ -10565,7 +12637,7 @@
       </w:rPr>
     </w:lvl>
   </w:abstractNum>
-  <w:abstractNum w:abstractNumId="60" w15:restartNumberingAfterBreak="0">
+  <w:abstractNum w:abstractNumId="64" w15:restartNumberingAfterBreak="0">
     <w:nsid w:val="651643D5"/>
     <w:multiLevelType w:val="multilevel"/>
     <w:tmpl w:val="098A543A"/>
@@ -10714,7 +12786,7 @@
       </w:rPr>
     </w:lvl>
   </w:abstractNum>
-  <w:abstractNum w:abstractNumId="61" w15:restartNumberingAfterBreak="0">
+  <w:abstractNum w:abstractNumId="65" w15:restartNumberingAfterBreak="0">
     <w:nsid w:val="656815CA"/>
     <w:multiLevelType w:val="multilevel"/>
     <w:tmpl w:val="290C2DAC"/>
@@ -10863,7 +12935,7 @@
       </w:rPr>
     </w:lvl>
   </w:abstractNum>
-  <w:abstractNum w:abstractNumId="62" w15:restartNumberingAfterBreak="0">
+  <w:abstractNum w:abstractNumId="66" w15:restartNumberingAfterBreak="0">
     <w:nsid w:val="665F0486"/>
     <w:multiLevelType w:val="multilevel"/>
     <w:tmpl w:val="824647BE"/>
@@ -11012,7 +13084,7 @@
       </w:rPr>
     </w:lvl>
   </w:abstractNum>
-  <w:abstractNum w:abstractNumId="63" w15:restartNumberingAfterBreak="0">
+  <w:abstractNum w:abstractNumId="67" w15:restartNumberingAfterBreak="0">
     <w:nsid w:val="6792258D"/>
     <w:multiLevelType w:val="multilevel"/>
     <w:tmpl w:val="ACC8E234"/>
@@ -11125,7 +13197,7 @@
       </w:pPr>
     </w:lvl>
   </w:abstractNum>
-  <w:abstractNum w:abstractNumId="64" w15:restartNumberingAfterBreak="0">
+  <w:abstractNum w:abstractNumId="68" w15:restartNumberingAfterBreak="0">
     <w:nsid w:val="67DB1A41"/>
     <w:multiLevelType w:val="multilevel"/>
     <w:tmpl w:val="AFCCC964"/>
@@ -11238,7 +13310,7 @@
       </w:pPr>
     </w:lvl>
   </w:abstractNum>
-  <w:abstractNum w:abstractNumId="65" w15:restartNumberingAfterBreak="0">
+  <w:abstractNum w:abstractNumId="69" w15:restartNumberingAfterBreak="0">
     <w:nsid w:val="692A43E9"/>
     <w:multiLevelType w:val="multilevel"/>
     <w:tmpl w:val="08785FA4"/>
@@ -11387,7 +13459,7 @@
       </w:rPr>
     </w:lvl>
   </w:abstractNum>
-  <w:abstractNum w:abstractNumId="66" w15:restartNumberingAfterBreak="0">
+  <w:abstractNum w:abstractNumId="70" w15:restartNumberingAfterBreak="0">
     <w:nsid w:val="699961E4"/>
     <w:multiLevelType w:val="multilevel"/>
     <w:tmpl w:val="46DCD816"/>
@@ -11536,7 +13608,7 @@
       </w:rPr>
     </w:lvl>
   </w:abstractNum>
-  <w:abstractNum w:abstractNumId="67" w15:restartNumberingAfterBreak="0">
+  <w:abstractNum w:abstractNumId="71" w15:restartNumberingAfterBreak="0">
     <w:nsid w:val="6CF23DB8"/>
     <w:multiLevelType w:val="multilevel"/>
     <w:tmpl w:val="E29616EE"/>
@@ -11685,7 +13757,7 @@
       </w:rPr>
     </w:lvl>
   </w:abstractNum>
-  <w:abstractNum w:abstractNumId="68" w15:restartNumberingAfterBreak="0">
+  <w:abstractNum w:abstractNumId="72" w15:restartNumberingAfterBreak="0">
     <w:nsid w:val="70E41978"/>
     <w:multiLevelType w:val="multilevel"/>
     <w:tmpl w:val="9A7E5B0A"/>
@@ -11834,7 +13906,7 @@
       </w:rPr>
     </w:lvl>
   </w:abstractNum>
-  <w:abstractNum w:abstractNumId="69" w15:restartNumberingAfterBreak="0">
+  <w:abstractNum w:abstractNumId="73" w15:restartNumberingAfterBreak="0">
     <w:nsid w:val="75B03FC1"/>
     <w:multiLevelType w:val="multilevel"/>
     <w:tmpl w:val="43D22514"/>
@@ -11947,7 +14019,7 @@
       </w:pPr>
     </w:lvl>
   </w:abstractNum>
-  <w:abstractNum w:abstractNumId="70" w15:restartNumberingAfterBreak="0">
+  <w:abstractNum w:abstractNumId="74" w15:restartNumberingAfterBreak="0">
     <w:nsid w:val="77BA6E3A"/>
     <w:multiLevelType w:val="hybridMultilevel"/>
     <w:tmpl w:val="CF2686A8"/>
@@ -12060,7 +14132,7 @@
       </w:rPr>
     </w:lvl>
   </w:abstractNum>
-  <w:abstractNum w:abstractNumId="71" w15:restartNumberingAfterBreak="0">
+  <w:abstractNum w:abstractNumId="75" w15:restartNumberingAfterBreak="0">
     <w:nsid w:val="7A3C2E3A"/>
     <w:multiLevelType w:val="multilevel"/>
     <w:tmpl w:val="6B86578C"/>
@@ -12209,7 +14281,156 @@
       </w:rPr>
     </w:lvl>
   </w:abstractNum>
-  <w:abstractNum w:abstractNumId="72" w15:restartNumberingAfterBreak="0">
+  <w:abstractNum w:abstractNumId="76" w15:restartNumberingAfterBreak="0">
+    <w:nsid w:val="7A932B72"/>
+    <w:multiLevelType w:val="multilevel"/>
+    <w:tmpl w:val="F06AB938"/>
+    <w:lvl w:ilvl="0">
+      <w:start w:val="1"/>
+      <w:numFmt w:val="bullet"/>
+      <w:lvlText w:val=""/>
+      <w:lvlJc w:val="left"/>
+      <w:pPr>
+        <w:tabs>
+          <w:tab w:val="num" w:pos="720"/>
+        </w:tabs>
+        <w:ind w:left="720" w:hanging="360"/>
+      </w:pPr>
+      <w:rPr>
+        <w:rFonts w:ascii="Symbol" w:hAnsi="Symbol" w:hint="default"/>
+        <w:sz w:val="20"/>
+      </w:rPr>
+    </w:lvl>
+    <w:lvl w:ilvl="1" w:tentative="1">
+      <w:start w:val="1"/>
+      <w:numFmt w:val="bullet"/>
+      <w:lvlText w:val="o"/>
+      <w:lvlJc w:val="left"/>
+      <w:pPr>
+        <w:tabs>
+          <w:tab w:val="num" w:pos="1440"/>
+        </w:tabs>
+        <w:ind w:left="1440" w:hanging="360"/>
+      </w:pPr>
+      <w:rPr>
+        <w:rFonts w:ascii="Courier New" w:hAnsi="Courier New" w:hint="default"/>
+        <w:sz w:val="20"/>
+      </w:rPr>
+    </w:lvl>
+    <w:lvl w:ilvl="2" w:tentative="1">
+      <w:start w:val="1"/>
+      <w:numFmt w:val="bullet"/>
+      <w:lvlText w:val=""/>
+      <w:lvlJc w:val="left"/>
+      <w:pPr>
+        <w:tabs>
+          <w:tab w:val="num" w:pos="2160"/>
+        </w:tabs>
+        <w:ind w:left="2160" w:hanging="360"/>
+      </w:pPr>
+      <w:rPr>
+        <w:rFonts w:ascii="Wingdings" w:hAnsi="Wingdings" w:hint="default"/>
+        <w:sz w:val="20"/>
+      </w:rPr>
+    </w:lvl>
+    <w:lvl w:ilvl="3" w:tentative="1">
+      <w:start w:val="1"/>
+      <w:numFmt w:val="bullet"/>
+      <w:lvlText w:val=""/>
+      <w:lvlJc w:val="left"/>
+      <w:pPr>
+        <w:tabs>
+          <w:tab w:val="num" w:pos="2880"/>
+        </w:tabs>
+        <w:ind w:left="2880" w:hanging="360"/>
+      </w:pPr>
+      <w:rPr>
+        <w:rFonts w:ascii="Wingdings" w:hAnsi="Wingdings" w:hint="default"/>
+        <w:sz w:val="20"/>
+      </w:rPr>
+    </w:lvl>
+    <w:lvl w:ilvl="4" w:tentative="1">
+      <w:start w:val="1"/>
+      <w:numFmt w:val="bullet"/>
+      <w:lvlText w:val=""/>
+      <w:lvlJc w:val="left"/>
+      <w:pPr>
+        <w:tabs>
+          <w:tab w:val="num" w:pos="3600"/>
+        </w:tabs>
+        <w:ind w:left="3600" w:hanging="360"/>
+      </w:pPr>
+      <w:rPr>
+        <w:rFonts w:ascii="Wingdings" w:hAnsi="Wingdings" w:hint="default"/>
+        <w:sz w:val="20"/>
+      </w:rPr>
+    </w:lvl>
+    <w:lvl w:ilvl="5" w:tentative="1">
+      <w:start w:val="1"/>
+      <w:numFmt w:val="bullet"/>
+      <w:lvlText w:val=""/>
+      <w:lvlJc w:val="left"/>
+      <w:pPr>
+        <w:tabs>
+          <w:tab w:val="num" w:pos="4320"/>
+        </w:tabs>
+        <w:ind w:left="4320" w:hanging="360"/>
+      </w:pPr>
+      <w:rPr>
+        <w:rFonts w:ascii="Wingdings" w:hAnsi="Wingdings" w:hint="default"/>
+        <w:sz w:val="20"/>
+      </w:rPr>
+    </w:lvl>
+    <w:lvl w:ilvl="6" w:tentative="1">
+      <w:start w:val="1"/>
+      <w:numFmt w:val="bullet"/>
+      <w:lvlText w:val=""/>
+      <w:lvlJc w:val="left"/>
+      <w:pPr>
+        <w:tabs>
+          <w:tab w:val="num" w:pos="5040"/>
+        </w:tabs>
+        <w:ind w:left="5040" w:hanging="360"/>
+      </w:pPr>
+      <w:rPr>
+        <w:rFonts w:ascii="Wingdings" w:hAnsi="Wingdings" w:hint="default"/>
+        <w:sz w:val="20"/>
+      </w:rPr>
+    </w:lvl>
+    <w:lvl w:ilvl="7" w:tentative="1">
+      <w:start w:val="1"/>
+      <w:numFmt w:val="bullet"/>
+      <w:lvlText w:val=""/>
+      <w:lvlJc w:val="left"/>
+      <w:pPr>
+        <w:tabs>
+          <w:tab w:val="num" w:pos="5760"/>
+        </w:tabs>
+        <w:ind w:left="5760" w:hanging="360"/>
+      </w:pPr>
+      <w:rPr>
+        <w:rFonts w:ascii="Wingdings" w:hAnsi="Wingdings" w:hint="default"/>
+        <w:sz w:val="20"/>
+      </w:rPr>
+    </w:lvl>
+    <w:lvl w:ilvl="8" w:tentative="1">
+      <w:start w:val="1"/>
+      <w:numFmt w:val="bullet"/>
+      <w:lvlText w:val=""/>
+      <w:lvlJc w:val="left"/>
+      <w:pPr>
+        <w:tabs>
+          <w:tab w:val="num" w:pos="6480"/>
+        </w:tabs>
+        <w:ind w:left="6480" w:hanging="360"/>
+      </w:pPr>
+      <w:rPr>
+        <w:rFonts w:ascii="Wingdings" w:hAnsi="Wingdings" w:hint="default"/>
+        <w:sz w:val="20"/>
+      </w:rPr>
+    </w:lvl>
+  </w:abstractNum>
+  <w:abstractNum w:abstractNumId="77" w15:restartNumberingAfterBreak="0">
     <w:nsid w:val="7D4B781C"/>
     <w:multiLevelType w:val="multilevel"/>
     <w:tmpl w:val="5CDA75CE"/>
@@ -12358,7 +14579,7 @@
       </w:rPr>
     </w:lvl>
   </w:abstractNum>
-  <w:abstractNum w:abstractNumId="73" w15:restartNumberingAfterBreak="0">
+  <w:abstractNum w:abstractNumId="78" w15:restartNumberingAfterBreak="0">
     <w:nsid w:val="7E636DF4"/>
     <w:multiLevelType w:val="multilevel"/>
     <w:tmpl w:val="F19A535C"/>
@@ -12507,7 +14728,7 @@
       </w:rPr>
     </w:lvl>
   </w:abstractNum>
-  <w:abstractNum w:abstractNumId="74" w15:restartNumberingAfterBreak="0">
+  <w:abstractNum w:abstractNumId="79" w15:restartNumberingAfterBreak="0">
     <w:nsid w:val="7E66561E"/>
     <w:multiLevelType w:val="multilevel"/>
     <w:tmpl w:val="03564904"/>
@@ -12620,53 +14841,202 @@
       </w:pPr>
     </w:lvl>
   </w:abstractNum>
+  <w:abstractNum w:abstractNumId="80" w15:restartNumberingAfterBreak="0">
+    <w:nsid w:val="7FB4794C"/>
+    <w:multiLevelType w:val="multilevel"/>
+    <w:tmpl w:val="53962DB6"/>
+    <w:lvl w:ilvl="0">
+      <w:start w:val="1"/>
+      <w:numFmt w:val="bullet"/>
+      <w:lvlText w:val=""/>
+      <w:lvlJc w:val="left"/>
+      <w:pPr>
+        <w:tabs>
+          <w:tab w:val="num" w:pos="720"/>
+        </w:tabs>
+        <w:ind w:left="720" w:hanging="360"/>
+      </w:pPr>
+      <w:rPr>
+        <w:rFonts w:ascii="Symbol" w:hAnsi="Symbol" w:hint="default"/>
+        <w:sz w:val="20"/>
+      </w:rPr>
+    </w:lvl>
+    <w:lvl w:ilvl="1" w:tentative="1">
+      <w:start w:val="1"/>
+      <w:numFmt w:val="bullet"/>
+      <w:lvlText w:val="o"/>
+      <w:lvlJc w:val="left"/>
+      <w:pPr>
+        <w:tabs>
+          <w:tab w:val="num" w:pos="1440"/>
+        </w:tabs>
+        <w:ind w:left="1440" w:hanging="360"/>
+      </w:pPr>
+      <w:rPr>
+        <w:rFonts w:ascii="Courier New" w:hAnsi="Courier New" w:hint="default"/>
+        <w:sz w:val="20"/>
+      </w:rPr>
+    </w:lvl>
+    <w:lvl w:ilvl="2" w:tentative="1">
+      <w:start w:val="1"/>
+      <w:numFmt w:val="bullet"/>
+      <w:lvlText w:val=""/>
+      <w:lvlJc w:val="left"/>
+      <w:pPr>
+        <w:tabs>
+          <w:tab w:val="num" w:pos="2160"/>
+        </w:tabs>
+        <w:ind w:left="2160" w:hanging="360"/>
+      </w:pPr>
+      <w:rPr>
+        <w:rFonts w:ascii="Wingdings" w:hAnsi="Wingdings" w:hint="default"/>
+        <w:sz w:val="20"/>
+      </w:rPr>
+    </w:lvl>
+    <w:lvl w:ilvl="3" w:tentative="1">
+      <w:start w:val="1"/>
+      <w:numFmt w:val="bullet"/>
+      <w:lvlText w:val=""/>
+      <w:lvlJc w:val="left"/>
+      <w:pPr>
+        <w:tabs>
+          <w:tab w:val="num" w:pos="2880"/>
+        </w:tabs>
+        <w:ind w:left="2880" w:hanging="360"/>
+      </w:pPr>
+      <w:rPr>
+        <w:rFonts w:ascii="Wingdings" w:hAnsi="Wingdings" w:hint="default"/>
+        <w:sz w:val="20"/>
+      </w:rPr>
+    </w:lvl>
+    <w:lvl w:ilvl="4" w:tentative="1">
+      <w:start w:val="1"/>
+      <w:numFmt w:val="bullet"/>
+      <w:lvlText w:val=""/>
+      <w:lvlJc w:val="left"/>
+      <w:pPr>
+        <w:tabs>
+          <w:tab w:val="num" w:pos="3600"/>
+        </w:tabs>
+        <w:ind w:left="3600" w:hanging="360"/>
+      </w:pPr>
+      <w:rPr>
+        <w:rFonts w:ascii="Wingdings" w:hAnsi="Wingdings" w:hint="default"/>
+        <w:sz w:val="20"/>
+      </w:rPr>
+    </w:lvl>
+    <w:lvl w:ilvl="5" w:tentative="1">
+      <w:start w:val="1"/>
+      <w:numFmt w:val="bullet"/>
+      <w:lvlText w:val=""/>
+      <w:lvlJc w:val="left"/>
+      <w:pPr>
+        <w:tabs>
+          <w:tab w:val="num" w:pos="4320"/>
+        </w:tabs>
+        <w:ind w:left="4320" w:hanging="360"/>
+      </w:pPr>
+      <w:rPr>
+        <w:rFonts w:ascii="Wingdings" w:hAnsi="Wingdings" w:hint="default"/>
+        <w:sz w:val="20"/>
+      </w:rPr>
+    </w:lvl>
+    <w:lvl w:ilvl="6" w:tentative="1">
+      <w:start w:val="1"/>
+      <w:numFmt w:val="bullet"/>
+      <w:lvlText w:val=""/>
+      <w:lvlJc w:val="left"/>
+      <w:pPr>
+        <w:tabs>
+          <w:tab w:val="num" w:pos="5040"/>
+        </w:tabs>
+        <w:ind w:left="5040" w:hanging="360"/>
+      </w:pPr>
+      <w:rPr>
+        <w:rFonts w:ascii="Wingdings" w:hAnsi="Wingdings" w:hint="default"/>
+        <w:sz w:val="20"/>
+      </w:rPr>
+    </w:lvl>
+    <w:lvl w:ilvl="7" w:tentative="1">
+      <w:start w:val="1"/>
+      <w:numFmt w:val="bullet"/>
+      <w:lvlText w:val=""/>
+      <w:lvlJc w:val="left"/>
+      <w:pPr>
+        <w:tabs>
+          <w:tab w:val="num" w:pos="5760"/>
+        </w:tabs>
+        <w:ind w:left="5760" w:hanging="360"/>
+      </w:pPr>
+      <w:rPr>
+        <w:rFonts w:ascii="Wingdings" w:hAnsi="Wingdings" w:hint="default"/>
+        <w:sz w:val="20"/>
+      </w:rPr>
+    </w:lvl>
+    <w:lvl w:ilvl="8" w:tentative="1">
+      <w:start w:val="1"/>
+      <w:numFmt w:val="bullet"/>
+      <w:lvlText w:val=""/>
+      <w:lvlJc w:val="left"/>
+      <w:pPr>
+        <w:tabs>
+          <w:tab w:val="num" w:pos="6480"/>
+        </w:tabs>
+        <w:ind w:left="6480" w:hanging="360"/>
+      </w:pPr>
+      <w:rPr>
+        <w:rFonts w:ascii="Wingdings" w:hAnsi="Wingdings" w:hint="default"/>
+        <w:sz w:val="20"/>
+      </w:rPr>
+    </w:lvl>
+  </w:abstractNum>
   <w:num w:numId="1" w16cid:durableId="46809093">
-    <w:abstractNumId w:val="42"/>
+    <w:abstractNumId w:val="45"/>
   </w:num>
   <w:num w:numId="2" w16cid:durableId="628053885">
     <w:abstractNumId w:val="4"/>
   </w:num>
   <w:num w:numId="3" w16cid:durableId="1537695617">
-    <w:abstractNumId w:val="69"/>
+    <w:abstractNumId w:val="73"/>
   </w:num>
   <w:num w:numId="4" w16cid:durableId="722169972">
-    <w:abstractNumId w:val="23"/>
+    <w:abstractNumId w:val="26"/>
   </w:num>
   <w:num w:numId="5" w16cid:durableId="86660097">
-    <w:abstractNumId w:val="53"/>
+    <w:abstractNumId w:val="57"/>
   </w:num>
   <w:num w:numId="6" w16cid:durableId="1349982687">
     <w:abstractNumId w:val="0"/>
   </w:num>
   <w:num w:numId="7" w16cid:durableId="1244994490">
-    <w:abstractNumId w:val="64"/>
+    <w:abstractNumId w:val="68"/>
   </w:num>
   <w:num w:numId="8" w16cid:durableId="1284000227">
-    <w:abstractNumId w:val="57"/>
+    <w:abstractNumId w:val="61"/>
   </w:num>
   <w:num w:numId="9" w16cid:durableId="1131628252">
-    <w:abstractNumId w:val="44"/>
+    <w:abstractNumId w:val="47"/>
   </w:num>
   <w:num w:numId="10" w16cid:durableId="1818567975">
-    <w:abstractNumId w:val="39"/>
+    <w:abstractNumId w:val="42"/>
   </w:num>
   <w:num w:numId="11" w16cid:durableId="1884946623">
     <w:abstractNumId w:val="1"/>
   </w:num>
   <w:num w:numId="12" w16cid:durableId="831523911">
-    <w:abstractNumId w:val="41"/>
+    <w:abstractNumId w:val="44"/>
   </w:num>
   <w:num w:numId="13" w16cid:durableId="1055785025">
-    <w:abstractNumId w:val="63"/>
+    <w:abstractNumId w:val="67"/>
   </w:num>
   <w:num w:numId="14" w16cid:durableId="791092426">
+    <w:abstractNumId w:val="35"/>
+  </w:num>
+  <w:num w:numId="15" w16cid:durableId="1929191172">
     <w:abstractNumId w:val="32"/>
   </w:num>
-  <w:num w:numId="15" w16cid:durableId="1929191172">
-    <w:abstractNumId w:val="29"/>
-  </w:num>
   <w:num w:numId="16" w16cid:durableId="225607271">
-    <w:abstractNumId w:val="19"/>
+    <w:abstractNumId w:val="22"/>
   </w:num>
   <w:num w:numId="17" w16cid:durableId="926497922">
     <w:abstractNumId w:val="6"/>
@@ -12675,175 +15045,193 @@
     <w:abstractNumId w:val="2"/>
   </w:num>
   <w:num w:numId="19" w16cid:durableId="1784668">
-    <w:abstractNumId w:val="68"/>
+    <w:abstractNumId w:val="72"/>
   </w:num>
   <w:num w:numId="20" w16cid:durableId="970398405">
     <w:abstractNumId w:val="8"/>
   </w:num>
   <w:num w:numId="21" w16cid:durableId="177042199">
-    <w:abstractNumId w:val="28"/>
+    <w:abstractNumId w:val="31"/>
   </w:num>
   <w:num w:numId="22" w16cid:durableId="648438680">
     <w:abstractNumId w:val="10"/>
   </w:num>
   <w:num w:numId="23" w16cid:durableId="1152719114">
-    <w:abstractNumId w:val="73"/>
+    <w:abstractNumId w:val="78"/>
   </w:num>
   <w:num w:numId="24" w16cid:durableId="1337999176">
-    <w:abstractNumId w:val="40"/>
+    <w:abstractNumId w:val="43"/>
   </w:num>
   <w:num w:numId="25" w16cid:durableId="278949939">
-    <w:abstractNumId w:val="67"/>
+    <w:abstractNumId w:val="71"/>
   </w:num>
   <w:num w:numId="26" w16cid:durableId="595862998">
-    <w:abstractNumId w:val="13"/>
+    <w:abstractNumId w:val="16"/>
   </w:num>
   <w:num w:numId="27" w16cid:durableId="1636595925">
-    <w:abstractNumId w:val="38"/>
+    <w:abstractNumId w:val="41"/>
   </w:num>
   <w:num w:numId="28" w16cid:durableId="1328172369">
-    <w:abstractNumId w:val="51"/>
+    <w:abstractNumId w:val="54"/>
   </w:num>
   <w:num w:numId="29" w16cid:durableId="1215847187">
-    <w:abstractNumId w:val="65"/>
+    <w:abstractNumId w:val="69"/>
   </w:num>
   <w:num w:numId="30" w16cid:durableId="70352464">
-    <w:abstractNumId w:val="37"/>
+    <w:abstractNumId w:val="40"/>
   </w:num>
   <w:num w:numId="31" w16cid:durableId="1974406137">
     <w:abstractNumId w:val="5"/>
   </w:num>
   <w:num w:numId="32" w16cid:durableId="1434932498">
-    <w:abstractNumId w:val="35"/>
+    <w:abstractNumId w:val="38"/>
   </w:num>
   <w:num w:numId="33" w16cid:durableId="1587112811">
-    <w:abstractNumId w:val="45"/>
+    <w:abstractNumId w:val="48"/>
   </w:num>
   <w:num w:numId="34" w16cid:durableId="1372420493">
-    <w:abstractNumId w:val="62"/>
+    <w:abstractNumId w:val="66"/>
   </w:num>
   <w:num w:numId="35" w16cid:durableId="1623223269">
-    <w:abstractNumId w:val="15"/>
+    <w:abstractNumId w:val="18"/>
   </w:num>
   <w:num w:numId="36" w16cid:durableId="215506306">
     <w:abstractNumId w:val="3"/>
   </w:num>
   <w:num w:numId="37" w16cid:durableId="599021862">
+    <w:abstractNumId w:val="17"/>
+  </w:num>
+  <w:num w:numId="38" w16cid:durableId="775103400">
+    <w:abstractNumId w:val="50"/>
+  </w:num>
+  <w:num w:numId="39" w16cid:durableId="2109151226">
+    <w:abstractNumId w:val="23"/>
+  </w:num>
+  <w:num w:numId="40" w16cid:durableId="1511263560">
     <w:abstractNumId w:val="14"/>
   </w:num>
-  <w:num w:numId="38" w16cid:durableId="775103400">
-    <w:abstractNumId w:val="47"/>
+  <w:num w:numId="41" w16cid:durableId="719283467">
+    <w:abstractNumId w:val="25"/>
   </w:num>
-  <w:num w:numId="39" w16cid:durableId="2109151226">
+  <w:num w:numId="42" w16cid:durableId="1559441776">
+    <w:abstractNumId w:val="28"/>
+  </w:num>
+  <w:num w:numId="43" w16cid:durableId="2028479367">
+    <w:abstractNumId w:val="29"/>
+  </w:num>
+  <w:num w:numId="44" w16cid:durableId="1924877535">
+    <w:abstractNumId w:val="19"/>
+  </w:num>
+  <w:num w:numId="45" w16cid:durableId="2049838056">
+    <w:abstractNumId w:val="52"/>
+  </w:num>
+  <w:num w:numId="46" w16cid:durableId="1261256493">
+    <w:abstractNumId w:val="65"/>
+  </w:num>
+  <w:num w:numId="47" w16cid:durableId="1966811267">
+    <w:abstractNumId w:val="59"/>
+  </w:num>
+  <w:num w:numId="48" w16cid:durableId="1154444597">
+    <w:abstractNumId w:val="64"/>
+  </w:num>
+  <w:num w:numId="49" w16cid:durableId="1008218745">
+    <w:abstractNumId w:val="30"/>
+  </w:num>
+  <w:num w:numId="50" w16cid:durableId="1295209768">
     <w:abstractNumId w:val="20"/>
   </w:num>
-  <w:num w:numId="40" w16cid:durableId="1511263560">
-    <w:abstractNumId w:val="12"/>
-  </w:num>
-  <w:num w:numId="41" w16cid:durableId="719283467">
-    <w:abstractNumId w:val="22"/>
-  </w:num>
-  <w:num w:numId="42" w16cid:durableId="1559441776">
-    <w:abstractNumId w:val="25"/>
-  </w:num>
-  <w:num w:numId="43" w16cid:durableId="2028479367">
-    <w:abstractNumId w:val="26"/>
-  </w:num>
-  <w:num w:numId="44" w16cid:durableId="1924877535">
-    <w:abstractNumId w:val="16"/>
-  </w:num>
-  <w:num w:numId="45" w16cid:durableId="2049838056">
-    <w:abstractNumId w:val="49"/>
-  </w:num>
-  <w:num w:numId="46" w16cid:durableId="1261256493">
-    <w:abstractNumId w:val="61"/>
-  </w:num>
-  <w:num w:numId="47" w16cid:durableId="1966811267">
-    <w:abstractNumId w:val="55"/>
-  </w:num>
-  <w:num w:numId="48" w16cid:durableId="1154444597">
-    <w:abstractNumId w:val="60"/>
-  </w:num>
-  <w:num w:numId="49" w16cid:durableId="1008218745">
-    <w:abstractNumId w:val="27"/>
-  </w:num>
-  <w:num w:numId="50" w16cid:durableId="1295209768">
-    <w:abstractNumId w:val="17"/>
-  </w:num>
   <w:num w:numId="51" w16cid:durableId="1156872850">
-    <w:abstractNumId w:val="30"/>
+    <w:abstractNumId w:val="33"/>
   </w:num>
   <w:num w:numId="52" w16cid:durableId="175387205">
     <w:abstractNumId w:val="7"/>
   </w:num>
   <w:num w:numId="53" w16cid:durableId="1984576263">
-    <w:abstractNumId w:val="71"/>
+    <w:abstractNumId w:val="75"/>
   </w:num>
   <w:num w:numId="54" w16cid:durableId="737090666">
+    <w:abstractNumId w:val="37"/>
+  </w:num>
+  <w:num w:numId="55" w16cid:durableId="1870795364">
     <w:abstractNumId w:val="34"/>
   </w:num>
-  <w:num w:numId="55" w16cid:durableId="1870795364">
-    <w:abstractNumId w:val="31"/>
-  </w:num>
   <w:num w:numId="56" w16cid:durableId="617957177">
-    <w:abstractNumId w:val="43"/>
+    <w:abstractNumId w:val="46"/>
   </w:num>
   <w:num w:numId="57" w16cid:durableId="117843347">
-    <w:abstractNumId w:val="33"/>
+    <w:abstractNumId w:val="36"/>
   </w:num>
   <w:num w:numId="58" w16cid:durableId="990056687">
-    <w:abstractNumId w:val="46"/>
+    <w:abstractNumId w:val="49"/>
   </w:num>
   <w:num w:numId="59" w16cid:durableId="1746801373">
-    <w:abstractNumId w:val="52"/>
+    <w:abstractNumId w:val="56"/>
   </w:num>
   <w:num w:numId="60" w16cid:durableId="1413552089">
-    <w:abstractNumId w:val="58"/>
+    <w:abstractNumId w:val="62"/>
   </w:num>
   <w:num w:numId="61" w16cid:durableId="680206122">
-    <w:abstractNumId w:val="18"/>
+    <w:abstractNumId w:val="21"/>
   </w:num>
   <w:num w:numId="62" w16cid:durableId="1201822665">
-    <w:abstractNumId w:val="50"/>
+    <w:abstractNumId w:val="53"/>
   </w:num>
   <w:num w:numId="63" w16cid:durableId="701903910">
-    <w:abstractNumId w:val="66"/>
+    <w:abstractNumId w:val="70"/>
   </w:num>
   <w:num w:numId="64" w16cid:durableId="272134668">
-    <w:abstractNumId w:val="59"/>
+    <w:abstractNumId w:val="63"/>
   </w:num>
   <w:num w:numId="65" w16cid:durableId="1933200707">
-    <w:abstractNumId w:val="72"/>
+    <w:abstractNumId w:val="77"/>
   </w:num>
   <w:num w:numId="66" w16cid:durableId="1327709806">
-    <w:abstractNumId w:val="54"/>
+    <w:abstractNumId w:val="58"/>
   </w:num>
   <w:num w:numId="67" w16cid:durableId="248080070">
     <w:abstractNumId w:val="9"/>
   </w:num>
   <w:num w:numId="68" w16cid:durableId="1306356148">
+    <w:abstractNumId w:val="79"/>
+  </w:num>
+  <w:num w:numId="69" w16cid:durableId="244413522">
+    <w:abstractNumId w:val="51"/>
+  </w:num>
+  <w:num w:numId="70" w16cid:durableId="1912229415">
+    <w:abstractNumId w:val="60"/>
+  </w:num>
+  <w:num w:numId="71" w16cid:durableId="1380940378">
+    <w:abstractNumId w:val="27"/>
+  </w:num>
+  <w:num w:numId="72" w16cid:durableId="2032030799">
+    <w:abstractNumId w:val="24"/>
+  </w:num>
+  <w:num w:numId="73" w16cid:durableId="1102142329">
     <w:abstractNumId w:val="74"/>
   </w:num>
-  <w:num w:numId="69" w16cid:durableId="244413522">
-    <w:abstractNumId w:val="48"/>
-  </w:num>
-  <w:num w:numId="70" w16cid:durableId="1912229415">
-    <w:abstractNumId w:val="56"/>
-  </w:num>
-  <w:num w:numId="71" w16cid:durableId="1380940378">
-    <w:abstractNumId w:val="24"/>
-  </w:num>
-  <w:num w:numId="72" w16cid:durableId="2032030799">
-    <w:abstractNumId w:val="21"/>
-  </w:num>
-  <w:num w:numId="73" w16cid:durableId="1102142329">
-    <w:abstractNumId w:val="70"/>
-  </w:num>
   <w:num w:numId="74" w16cid:durableId="1895004796">
-    <w:abstractNumId w:val="36"/>
+    <w:abstractNumId w:val="39"/>
   </w:num>
   <w:num w:numId="75" w16cid:durableId="145703283">
     <w:abstractNumId w:val="11"/>
+  </w:num>
+  <w:num w:numId="76" w16cid:durableId="1961034282">
+    <w:abstractNumId w:val="15"/>
+  </w:num>
+  <w:num w:numId="77" w16cid:durableId="1085567210">
+    <w:abstractNumId w:val="55"/>
+  </w:num>
+  <w:num w:numId="78" w16cid:durableId="803890519">
+    <w:abstractNumId w:val="13"/>
+  </w:num>
+  <w:num w:numId="79" w16cid:durableId="177014210">
+    <w:abstractNumId w:val="80"/>
+  </w:num>
+  <w:num w:numId="80" w16cid:durableId="412241964">
+    <w:abstractNumId w:val="12"/>
+  </w:num>
+  <w:num w:numId="81" w16cid:durableId="685712269">
+    <w:abstractNumId w:val="76"/>
   </w:num>
 </w:numbering>
 </file>
